--- a/docs/pakiety/materiały_STUDENT_Lekcja_1_Szymankiewicz_34562.docx
+++ b/docs/pakiety/materiały_STUDENT_Lekcja_1_Szymankiewicz_34562.docx
@@ -314,7 +314,7 @@
                 <w:sz w:val="17"/>
                 <w:szCs w:val="17"/>
               </w:rPr>
-              <w:t xml:space="preserve">Łukasz Szymankiewicz – wszystkie role (praca indywidualna)</w:t>
+              <w:t xml:space="preserve">Łukasz Szymankiewicz - wszystkie role (praca indywidualna)</w:t>
             </w:r>
           </w:p>
         </w:tc>
@@ -349,7 +349,7 @@
           <w:sz w:val="18"/>
           <w:szCs w:val="18"/>
         </w:rPr>
-        <w:t xml:space="preserve">[x] Pracujemy na tagu v1.0-student-base na własnej gałęzi – git switch -c feature/order-reporting v1.0-student-base (commit a980a81)</w:t>
+        <w:t xml:space="preserve">[x] Pracujemy na tagu v1.0-student-base na własnej gałęzi - git switch -c feature/order-reporting v1.0-student-base (commit a980a81)</w:t>
       </w:r>
     </w:p>
     <w:p>
@@ -366,7 +366,7 @@
           <w:sz w:val="18"/>
           <w:szCs w:val="18"/>
         </w:rPr>
-        <w:t xml:space="preserve">[x] git status nie pokazuje nieoczekiwanych zmian – working tree clean</w:t>
+        <w:t xml:space="preserve">[x] git status nie pokazuje nieoczekiwanych zmian - working tree clean</w:t>
       </w:r>
     </w:p>
     <w:p>
@@ -400,7 +400,7 @@
           <w:sz w:val="18"/>
           <w:szCs w:val="18"/>
         </w:rPr>
-        <w:t xml:space="preserve">[x] python main.py wyświetla menu OrderFlow (opcje 1–5 oraz 0. Zakończ)</w:t>
+        <w:t xml:space="preserve">[x] python main.py wyświetla menu OrderFlow (opcje 1-5 oraz 0. Zakończ)</w:t>
       </w:r>
     </w:p>
     <w:p>
@@ -1598,7 +1598,7 @@
                 <w:sz w:val="17"/>
                 <w:szCs w:val="17"/>
               </w:rPr>
-              <w:t xml:space="preserve">Trwałe dane demonstracyjne: 40 zamówień (ORD-0001…ORD-0040, 02.05–14.08.2026), klienci CUS-xxx, produkty PRD-xxx.</w:t>
+              <w:t xml:space="preserve">Trwałe dane demonstracyjne: 40 zamówień (ORD-0001…ORD-0040, 02.05-14.08.2026), klienci CUS-xxx, produkty PRD-xxx.</w:t>
             </w:r>
           </w:p>
         </w:tc>
@@ -1829,7 +1829,7 @@
           <w:sz w:val="20"/>
           <w:szCs w:val="20"/>
         </w:rPr>
-        <w:t xml:space="preserve">System ma prosty układ warstwowy: main.py (konsola) → moduły domenowe (orders, customers, products, validation) → storage.py → pliki data/*.json. Cała logika raportu znajduje się w orders.py (build_order_report + format_order_report) i zawsze działa na pełnej liście zamówień z load_orders() – nie ma żadnego filtrowania po dacie, więc raport okresowy da się dodać jako wybór zamówień przed obliczeniem raportu, bez zmiany warstwy danych.</w:t>
+        <w:t xml:space="preserve">System ma prosty układ warstwowy: main.py (konsola) → moduły domenowe (orders, customers, products, validation) → storage.py → pliki data/*.json. Cała logika raportu znajduje się w orders.py (build_order_report + format_order_report) i zawsze działa na pełnej liście zamówień z load_orders() - nie ma żadnego filtrowania po dacie, więc raport okresowy da się dodać jako wybór zamówień przed obliczeniem raportu, bez zmiany warstwy danych.</w:t>
       </w:r>
     </w:p>
     <w:p>
@@ -2092,7 +2092,7 @@
                 <w:sz w:val="17"/>
                 <w:szCs w:val="17"/>
               </w:rPr>
-              <w:t xml:space="preserve">main.py – main()</w:t>
+              <w:t xml:space="preserve">main.py - main()</w:t>
             </w:r>
           </w:p>
         </w:tc>
@@ -2219,7 +2219,7 @@
                 <w:sz w:val="17"/>
                 <w:szCs w:val="17"/>
               </w:rPr>
-              <w:t xml:space="preserve">main.py – handle_order_report()</w:t>
+              <w:t xml:space="preserve">main.py - handle_order_report()</w:t>
             </w:r>
           </w:p>
         </w:tc>
@@ -2346,7 +2346,7 @@
                 <w:sz w:val="17"/>
                 <w:szCs w:val="17"/>
               </w:rPr>
-              <w:t xml:space="preserve">orders.py – load_orders() → storage.py – load_json("orders.json")</w:t>
+              <w:t xml:space="preserve">orders.py - load_orders() → storage.py - load_json("orders.json")</w:t>
             </w:r>
           </w:p>
         </w:tc>
@@ -2473,7 +2473,7 @@
                 <w:sz w:val="17"/>
                 <w:szCs w:val="17"/>
               </w:rPr>
-              <w:t xml:space="preserve">orders.py – build_order_report(orders)</w:t>
+              <w:t xml:space="preserve">orders.py - build_order_report(orders)</w:t>
             </w:r>
           </w:p>
         </w:tc>
@@ -2600,7 +2600,7 @@
                 <w:sz w:val="17"/>
                 <w:szCs w:val="17"/>
               </w:rPr>
-              <w:t xml:space="preserve">orders.py – format_order_report(report) + products.py – format_price()</w:t>
+              <w:t xml:space="preserve">orders.py - format_order_report(report) + products.py - format_price()</w:t>
             </w:r>
           </w:p>
         </w:tc>
@@ -2727,7 +2727,7 @@
                 <w:sz w:val="17"/>
                 <w:szCs w:val="17"/>
               </w:rPr>
-              <w:t xml:space="preserve">orders.py – display_order_report() → print()</w:t>
+              <w:t xml:space="preserve">orders.py - display_order_report() → print()</w:t>
             </w:r>
           </w:p>
         </w:tc>
@@ -2833,7 +2833,7 @@
           <w:sz w:val="20"/>
           <w:szCs w:val="20"/>
         </w:rPr>
-        <w:t xml:space="preserve">Wyłącznie przez storage.py: load_json() i save_json() na plikach data/orders.json, customers.json, products.json. Dane są czytane przy każdej operacji (brak pamięci podręcznej). Zapisywany jest tylko orders.json – w add_order() (nowe zamówienie) oraz w main.handle_status_change() przez save_orders(). Zapis jest atomowy: najpierw plik .tmp, potem replace().</w:t>
+        <w:t xml:space="preserve">Wyłącznie przez storage.py: load_json() i save_json() na plikach data/orders.json, customers.json, products.json. Dane są czytane przy każdej operacji (brak pamięci podręcznej). Zapisywany jest tylko orders.json - w add_order() (nowe zamówienie) oraz w main.handle_status_change() przez save_orders(). Zapis jest atomowy: najpierw plik .tmp, potem replace().</w:t>
       </w:r>
     </w:p>
     <w:p>
@@ -2859,7 +2859,7 @@
           <w:sz w:val="20"/>
           <w:szCs w:val="20"/>
         </w:rPr>
-        <w:t xml:space="preserve">Wartość zamówienia powstaje w orders.calculate_order_total() (suma quantity × unit_price, zaokrąglenie do 2 miejsc) w momencie create_order() i jest zapisywana w polu total; unit_price kopiowana jest z katalogu w build_order_item(). Raport liczy orders.build_order_report() – sumuje zapisane pole total (nie przelicza pozycji ani cen katalogowych), a formatuje go format_order_report().</w:t>
+        <w:t xml:space="preserve">Wartość zamówienia powstaje w orders.calculate_order_total() (suma quantity × unit_price, zaokrąglenie do 2 miejsc) w momencie create_order() i jest zapisywana w polu total; unit_price kopiowana jest z katalogu w build_order_item(). Raport liczy orders.build_order_report() - sumuje zapisane pole total (nie przelicza pozycji ani cen katalogowych), a formatuje go format_order_report().</w:t>
       </w:r>
     </w:p>
     <w:p>
@@ -2911,7 +2911,7 @@
           <w:sz w:val="20"/>
           <w:szCs w:val="20"/>
         </w:rPr>
-        <w:t xml:space="preserve">orders.py – wybór zamówień po created_at i raport okresowy (ponowne użycie build_order_report); main.py – nowa operacja w menu i pobranie zakresu dat; validation.py – walidacja dat (format, kolejność); time_utils.py – ewentualnie „dzisiejsza” data i testowalność; tests/ – nowe testy. storage.py i data/ nie powinny się zmienić, bo raport nie może modyfikować danych (BR §11).</w:t>
+        <w:t xml:space="preserve">orders.py - wybór zamówień po created_at i raport okresowy (ponowne użycie build_order_report); main.py - nowa operacja w menu i pobranie zakresu dat; validation.py - walidacja dat (format, kolejność); time_utils.py - ewentualnie „dzisiejsza” data i testowalność; tests/ - nowe testy. storage.py i data/ nie powinny się zmienić, bo raport nie może modyfikować danych (BR §11).</w:t>
       </w:r>
     </w:p>
     <w:p>
@@ -3143,7 +3143,7 @@
                 <w:sz w:val="17"/>
                 <w:szCs w:val="17"/>
               </w:rPr>
-              <w:t xml:space="preserve">build_order_report() sumuje total wszystkich statusów razem z CANCELLED – kod pokazuje stan obecny, a nie zamierzoną definicję „wartości sprzedaży”.</w:t>
+              <w:t xml:space="preserve">build_order_report() sumuje total wszystkich statusów razem z CANCELLED - kod pokazuje stan obecny, a nie zamierzoną definicję „wartości sprzedaży”.</w:t>
             </w:r>
           </w:p>
         </w:tc>
@@ -3434,7 +3434,7 @@
                 <w:sz w:val="17"/>
                 <w:szCs w:val="17"/>
               </w:rPr>
-              <w:t xml:space="preserve">change_order_status() nadpisuje pole status – system nie przechowuje historii zmian statusów.</w:t>
+              <w:t xml:space="preserve">change_order_status() nadpisuje pole status - system nie przechowuje historii zmian statusów.</w:t>
             </w:r>
           </w:p>
         </w:tc>
@@ -4211,7 +4211,7 @@
           <w:sz w:val="20"/>
           <w:szCs w:val="20"/>
         </w:rPr>
-        <w:t xml:space="preserve">Czy zamówienia CANCELLED wliczamy do głównej wartości raportu okresowego – od tej odpowiedzi zależy sposób liczenia najważniejszej liczby w raporcie.</w:t>
+        <w:t xml:space="preserve">Czy zamówienia CANCELLED wliczamy do głównej wartości raportu okresowego - od tej odpowiedzi zależy sposób liczenia najważniejszej liczby w raporcie.</w:t>
       </w:r>
     </w:p>
     <w:p>
@@ -4252,7 +4252,7 @@
           <w:sz w:val="20"/>
           <w:szCs w:val="20"/>
         </w:rPr>
-        <w:t xml:space="preserve">Nie dotyczy – praca indywidualna (zespół jednoosobowy).</w:t>
+        <w:t xml:space="preserve">Nie dotyczy - praca indywidualna (zespół jednoosobowy).</w:t>
       </w:r>
     </w:p>
     <w:p>
@@ -4278,7 +4278,7 @@
           <w:sz w:val="20"/>
           <w:szCs w:val="20"/>
         </w:rPr>
-        <w:t xml:space="preserve">Nie dotyczy – praca indywidualna (zespół jednoosobowy).</w:t>
+        <w:t xml:space="preserve">Nie dotyczy - praca indywidualna (zespół jednoosobowy).</w:t>
       </w:r>
     </w:p>
     <w:p>
@@ -4319,7 +4319,7 @@
           <w:sz w:val="20"/>
           <w:szCs w:val="20"/>
         </w:rPr>
-        <w:t xml:space="preserve">Nie dotyczy – praca indywidualna (zespół jednoosobowy).</w:t>
+        <w:t xml:space="preserve">Nie dotyczy - praca indywidualna (zespół jednoosobowy).</w:t>
       </w:r>
     </w:p>
     <w:p>
@@ -4345,7 +4345,7 @@
           <w:sz w:val="20"/>
           <w:szCs w:val="20"/>
         </w:rPr>
-        <w:t xml:space="preserve">Nie dotyczy – praca indywidualna (zespół jednoosobowy).</w:t>
+        <w:t xml:space="preserve">Nie dotyczy - praca indywidualna (zespół jednoosobowy).</w:t>
       </w:r>
     </w:p>
     <w:sectPr>

--- a/docs/pakiety/materiały_STUDENT_Lekcja_1_Szymankiewicz_34562.docx
+++ b/docs/pakiety/materiały_STUDENT_Lekcja_1_Szymankiewicz_34562.docx
@@ -39,7 +39,7 @@
           <w:sz w:val="20"/>
           <w:szCs w:val="20"/>
         </w:rPr>
-        <w:t xml:space="preserve">Student: Łukasz Szymankiewicz · nr albumu 34562</w:t>
+        <w:t xml:space="preserve">Student: Łukasz Szymankiewicz, nr albumu 34562</w:t>
       </w:r>
     </w:p>
     <w:p>
@@ -52,7 +52,7 @@
           <w:sz w:val="20"/>
           <w:szCs w:val="20"/>
         </w:rPr>
-        <w:t xml:space="preserve">Grupa: INF 3-4 26_27Z · Data: 25.10.2026</w:t>
+        <w:t xml:space="preserve">Grupa: INF 3-4 26_27Z, data: 25.10.2026</w:t>
       </w:r>
     </w:p>
     <w:p>
@@ -65,7 +65,7 @@
           <w:sz w:val="20"/>
           <w:szCs w:val="20"/>
         </w:rPr>
-        <w:t xml:space="preserve">Repozytorium: github.com/cewa-stack/orderflow · gałąź feature/order-reporting</w:t>
+        <w:t xml:space="preserve">Repozytorium: github.com/cewa-stack/orderflow, gałąź feature/order-reporting</w:t>
       </w:r>
     </w:p>
     <w:p>
@@ -427,7 +427,7 @@
           <w:sz w:val="18"/>
           <w:szCs w:val="18"/>
         </w:rPr>
-        <w:t xml:space="preserve">Strzałka oznacza „importuje / wywołuje” (na podstawie instrukcji import w modułach).</w:t>
+        <w:t xml:space="preserve">Strzałka oznacza "importuje / wywołuje" (na podstawie instrukcji import w modułach).</w:t>
       </w:r>
     </w:p>
     <w:p>
@@ -1121,7 +1121,7 @@
                 <w:sz w:val="17"/>
                 <w:szCs w:val="17"/>
               </w:rPr>
-              <w:t xml:space="preserve">WE: data/products.json. WY: produkt/lista produktów, tekst z kwotą „0.00 zł”.</w:t>
+              <w:t xml:space="preserve">WE: data/products.json. WY: produkt/lista produktów, tekst z kwotą "0.00 zł".</w:t>
             </w:r>
           </w:p>
         </w:tc>
@@ -1598,7 +1598,7 @@
                 <w:sz w:val="17"/>
                 <w:szCs w:val="17"/>
               </w:rPr>
-              <w:t xml:space="preserve">Trwałe dane demonstracyjne: 40 zamówień (ORD-0001…ORD-0040, 02.05-14.08.2026), klienci CUS-xxx, produkty PRD-xxx.</w:t>
+              <w:t xml:space="preserve">Trwałe dane demonstracyjne: 40 zamówień (od ORD-0001 do ORD-0040, z okresu 02.05-14.08.2026), klienci CUS-xxx, produkty PRD-xxx.</w:t>
             </w:r>
           </w:p>
         </w:tc>
@@ -1785,7 +1785,7 @@
                 <w:sz w:val="17"/>
                 <w:szCs w:val="17"/>
               </w:rPr>
-              <w:t xml:space="preserve">test_orders.py (load_orders() na danych produkcyjnych demo), test_validation.py; pytest.ini → testpaths = tests</w:t>
+              <w:t xml:space="preserve">test_orders.py (load_orders() na danych produkcyjnych demo), test_validation.py; pytest.ini -&gt; testpaths = tests</w:t>
             </w:r>
           </w:p>
         </w:tc>
@@ -1829,7 +1829,7 @@
           <w:sz w:val="20"/>
           <w:szCs w:val="20"/>
         </w:rPr>
-        <w:t xml:space="preserve">System ma prosty układ warstwowy: main.py (konsola) → moduły domenowe (orders, customers, products, validation) → storage.py → pliki data/*.json. Cała logika raportu znajduje się w orders.py (build_order_report + format_order_report) i zawsze działa na pełnej liście zamówień z load_orders() - nie ma żadnego filtrowania po dacie, więc raport okresowy da się dodać jako wybór zamówień przed obliczeniem raportu, bez zmiany warstwy danych.</w:t>
+        <w:t xml:space="preserve">System ma prosty układ warstwowy: main.py (konsola) -&gt; moduły domenowe (orders, customers, products, validation) -&gt; storage.py -&gt; pliki data/*.json. Cała logika raportu znajduje się w orders.py (build_order_report + format_order_report) i zawsze działa na pełnej liście zamówień z load_orders() - nie ma żadnego filtrowania po dacie, więc raport okresowy da się dodać jako wybór zamówień przed obliczeniem raportu, bez zmiany warstwy danych.</w:t>
       </w:r>
     </w:p>
     <w:p>
@@ -2122,7 +2122,7 @@
                 <w:sz w:val="17"/>
                 <w:szCs w:val="17"/>
               </w:rPr>
-              <w:t xml:space="preserve">Tekst „5” wpisany w menu (input)</w:t>
+              <w:t xml:space="preserve">Tekst "5" wpisany w menu (input)</w:t>
             </w:r>
           </w:p>
         </w:tc>
@@ -2346,7 +2346,7 @@
                 <w:sz w:val="17"/>
                 <w:szCs w:val="17"/>
               </w:rPr>
-              <w:t xml:space="preserve">orders.py - load_orders() → storage.py - load_json("orders.json")</w:t>
+              <w:t xml:space="preserve">orders.py - load_orders() -&gt; storage.py - load_json("orders.json")</w:t>
             </w:r>
           </w:p>
         </w:tc>
@@ -2727,7 +2727,7 @@
                 <w:sz w:val="17"/>
                 <w:szCs w:val="17"/>
               </w:rPr>
-              <w:t xml:space="preserve">orders.py - display_order_report() → print()</w:t>
+              <w:t xml:space="preserve">orders.py - display_order_report() -&gt; print()</w:t>
             </w:r>
           </w:p>
         </w:tc>
@@ -2859,7 +2859,7 @@
           <w:sz w:val="20"/>
           <w:szCs w:val="20"/>
         </w:rPr>
-        <w:t xml:space="preserve">Wartość zamówienia powstaje w orders.calculate_order_total() (suma quantity × unit_price, zaokrąglenie do 2 miejsc) w momencie create_order() i jest zapisywana w polu total; unit_price kopiowana jest z katalogu w build_order_item(). Raport liczy orders.build_order_report() - sumuje zapisane pole total (nie przelicza pozycji ani cen katalogowych), a formatuje go format_order_report().</w:t>
+        <w:t xml:space="preserve">Wartość zamówienia powstaje w orders.calculate_order_total() (suma quantity x unit_price, zaokrąglenie do 2 miejsc) w momencie create_order() i jest zapisywana w polu total; unit_price kopiowana jest z katalogu w build_order_item(). Raport liczy orders.build_order_report() - sumuje zapisane pole total (nie przelicza pozycji ani cen katalogowych), a formatuje go format_order_report().</w:t>
       </w:r>
     </w:p>
     <w:p>
@@ -2911,7 +2911,7 @@
           <w:sz w:val="20"/>
           <w:szCs w:val="20"/>
         </w:rPr>
-        <w:t xml:space="preserve">orders.py - wybór zamówień po created_at i raport okresowy (ponowne użycie build_order_report); main.py - nowa operacja w menu i pobranie zakresu dat; validation.py - walidacja dat (format, kolejność); time_utils.py - ewentualnie „dzisiejsza” data i testowalność; tests/ - nowe testy. storage.py i data/ nie powinny się zmienić, bo raport nie może modyfikować danych (BR §11).</w:t>
+        <w:t xml:space="preserve">orders.py - wybór zamówień po created_at i raport okresowy (ponowne użycie build_order_report); main.py - nowa operacja w menu i pobranie zakresu dat; validation.py - walidacja dat (format, kolejność); time_utils.py - ewentualnie "dzisiejsza" data i testowalność; tests/ - nowe testy. storage.py i data/ nie powinny się zmienić, bo raport nie może modyfikować danych (BR pkt 11).</w:t>
       </w:r>
     </w:p>
     <w:p>
@@ -3143,7 +3143,7 @@
                 <w:sz w:val="17"/>
                 <w:szCs w:val="17"/>
               </w:rPr>
-              <w:t xml:space="preserve">build_order_report() sumuje total wszystkich statusów razem z CANCELLED - kod pokazuje stan obecny, a nie zamierzoną definicję „wartości sprzedaży”.</w:t>
+              <w:t xml:space="preserve">build_order_report() sumuje total wszystkich statusów razem z CANCELLED - kod pokazuje stan obecny, a nie zamierzoną definicję "wartości sprzedaży".</w:t>
             </w:r>
           </w:p>
         </w:tc>
@@ -3306,7 +3306,7 @@
                 <w:sz w:val="17"/>
                 <w:szCs w:val="17"/>
               </w:rPr>
-              <w:t xml:space="preserve">W jakim formacie pracownik ma wpisywać daty (np. RRRR-MM-DD) i czy potrzebne są skróty typu „wczoraj”, „bieżący miesiąc”?</w:t>
+              <w:t xml:space="preserve">W jakim formacie pracownik ma wpisywać daty (np. RRRR-MM-DD) i czy potrzebne są skróty typu "wczoraj", "bieżący miesiąc"?</w:t>
             </w:r>
           </w:p>
         </w:tc>
@@ -3734,7 +3734,7 @@
                 <w:sz w:val="17"/>
                 <w:szCs w:val="17"/>
               </w:rPr>
-              <w:t xml:space="preserve">Brak historii statusów: raport za ten sam miesiąc wygenerowany później może dać inny podział na statusy (napięcie z BR §11 i przypadkiem 7).</w:t>
+              <w:t xml:space="preserve">Brak historii statusów: raport za ten sam miesiąc wygenerowany później może dać inny podział na statusy (napięcie z BR pkt 11 i przypadkiem 7).</w:t>
             </w:r>
           </w:p>
         </w:tc>
@@ -3764,7 +3764,7 @@
                 <w:sz w:val="17"/>
                 <w:szCs w:val="17"/>
               </w:rPr>
-              <w:t xml:space="preserve">change_order_status() robi order["status"] = normalized_status; w orders.json nie ma pola z historią; dozwolone są też zmiany „wstecz” (np. DELIVERED → NEW).</w:t>
+              <w:t xml:space="preserve">change_order_status() robi order["status"] = normalized_status; w orders.json nie ma pola z historią; dozwolone są też zmiany "wstecz" (np. DELIVERED -&gt; NEW).</w:t>
             </w:r>
           </w:p>
         </w:tc>
@@ -4124,7 +4124,7 @@
           <w:sz w:val="18"/>
           <w:szCs w:val="18"/>
         </w:rPr>
-        <w:t xml:space="preserve">[x] Każdy członek zespołu potrafi wyjaśnić wybrany przepływ (raport: main → orders → storage → orders → konsola)</w:t>
+        <w:t xml:space="preserve">[x] Każdy członek zespołu potrafi wyjaśnić wybrany przepływ (raport: main -&gt; orders -&gt; storage -&gt; orders -&gt; konsola)</w:t>
       </w:r>
     </w:p>
     <w:p>

--- a/docs/pakiety/materiały_STUDENT_Lekcja_1_Szymankiewicz_34562.docx
+++ b/docs/pakiety/materiały_STUDENT_Lekcja_1_Szymankiewicz_34562.docx
@@ -26,18 +26,8 @@
           <w:sz w:val="26"/>
           <w:szCs w:val="26"/>
         </w:rPr>
-        <w:t xml:space="preserve">Analiza istniejącego systemu </w:t>
+        <w:t xml:space="preserve">Analiza istniejącego systemu OrderFlow</w:t>
       </w:r>
-      <w:proofErr w:type="spellStart"/>
-      <w:r>
-        <w:rPr>
-          <w:color w:val="4A5D7E"/>
-          <w:sz w:val="26"/>
-          <w:szCs w:val="26"/>
-        </w:rPr>
-        <w:t>OrderFlow</w:t>
-      </w:r>
-      <w:proofErr w:type="spellEnd"/>
     </w:p>
     <w:p>
       <w:pPr>
@@ -72,69 +62,12 @@
           <w:lang w:val="en-US"/>
         </w:rPr>
       </w:pPr>
-      <w:proofErr w:type="spellStart"/>
       <w:r>
         <w:rPr>
           <w:color w:val="595959"/>
           <w:lang w:val="en-US"/>
         </w:rPr>
-        <w:t>Repozytorium</w:t>
-      </w:r>
-      <w:proofErr w:type="spellEnd"/>
-      <w:r>
-        <w:rPr>
-          <w:color w:val="595959"/>
-          <w:lang w:val="en-US"/>
-        </w:rPr>
-        <w:t>: github.com/</w:t>
-      </w:r>
-      <w:proofErr w:type="spellStart"/>
-      <w:r>
-        <w:rPr>
-          <w:color w:val="595959"/>
-          <w:lang w:val="en-US"/>
-        </w:rPr>
-        <w:t>cewa</w:t>
-      </w:r>
-      <w:proofErr w:type="spellEnd"/>
-      <w:r>
-        <w:rPr>
-          <w:color w:val="595959"/>
-          <w:lang w:val="en-US"/>
-        </w:rPr>
-        <w:t>-stack/</w:t>
-      </w:r>
-      <w:proofErr w:type="spellStart"/>
-      <w:r>
-        <w:rPr>
-          <w:color w:val="595959"/>
-          <w:lang w:val="en-US"/>
-        </w:rPr>
-        <w:t>orderflow</w:t>
-      </w:r>
-      <w:proofErr w:type="spellEnd"/>
-      <w:r>
-        <w:rPr>
-          <w:color w:val="595959"/>
-          <w:lang w:val="en-US"/>
-        </w:rPr>
-        <w:t xml:space="preserve">, </w:t>
-      </w:r>
-      <w:proofErr w:type="spellStart"/>
-      <w:r>
-        <w:rPr>
-          <w:color w:val="595959"/>
-          <w:lang w:val="en-US"/>
-        </w:rPr>
-        <w:t>gałąź</w:t>
-      </w:r>
-      <w:proofErr w:type="spellEnd"/>
-      <w:r>
-        <w:rPr>
-          <w:color w:val="595959"/>
-          <w:lang w:val="en-US"/>
-        </w:rPr>
-        <w:t xml:space="preserve"> feature/order-reporting</w:t>
+        <w:t xml:space="preserve">Repozytorium: github.com/cewa-stack/orderflow, gałąź feature/order-reporting</w:t>
       </w:r>
     </w:p>
     <w:p>
@@ -175,23 +108,7 @@
           <w:sz w:val="18"/>
           <w:szCs w:val="18"/>
         </w:rPr>
-        <w:t xml:space="preserve">Zadanie: poznajcie aktualne zachowanie </w:t>
-      </w:r>
-      <w:proofErr w:type="spellStart"/>
-      <w:r>
-        <w:rPr>
-          <w:sz w:val="18"/>
-          <w:szCs w:val="18"/>
-        </w:rPr>
-        <w:t>OrderFlow</w:t>
-      </w:r>
-      <w:proofErr w:type="spellEnd"/>
-      <w:r>
-        <w:rPr>
-          <w:sz w:val="18"/>
-          <w:szCs w:val="18"/>
-        </w:rPr>
-        <w:t>. Nie zmieniajcie kodu. Każdy wniosek potwierdźcie dowodem w pliku, funkcji, teście albo danych.</w:t>
+        <w:t xml:space="preserve">Zadanie: poznajcie aktualne zachowanie OrderFlow. Nie zmieniajcie kodu. Każdy wniosek potwierdźcie dowodem w pliku, funkcji, teście albo danych.</w:t>
       </w:r>
     </w:p>
     <w:tbl>
@@ -440,115 +357,7 @@
           <w:szCs w:val="18"/>
           <w:lang w:val="en-US"/>
         </w:rPr>
-        <w:t xml:space="preserve">[x] </w:t>
-      </w:r>
-      <w:proofErr w:type="spellStart"/>
-      <w:r>
-        <w:rPr>
-          <w:sz w:val="18"/>
-          <w:szCs w:val="18"/>
-          <w:lang w:val="en-US"/>
-        </w:rPr>
-        <w:t>Pracujemy</w:t>
-      </w:r>
-      <w:proofErr w:type="spellEnd"/>
-      <w:r>
-        <w:rPr>
-          <w:sz w:val="18"/>
-          <w:szCs w:val="18"/>
-          <w:lang w:val="en-US"/>
-        </w:rPr>
-        <w:t xml:space="preserve"> </w:t>
-      </w:r>
-      <w:proofErr w:type="spellStart"/>
-      <w:r>
-        <w:rPr>
-          <w:sz w:val="18"/>
-          <w:szCs w:val="18"/>
-          <w:lang w:val="en-US"/>
-        </w:rPr>
-        <w:t>na</w:t>
-      </w:r>
-      <w:proofErr w:type="spellEnd"/>
-      <w:r>
-        <w:rPr>
-          <w:sz w:val="18"/>
-          <w:szCs w:val="18"/>
-          <w:lang w:val="en-US"/>
-        </w:rPr>
-        <w:t xml:space="preserve"> </w:t>
-      </w:r>
-      <w:proofErr w:type="spellStart"/>
-      <w:r>
-        <w:rPr>
-          <w:sz w:val="18"/>
-          <w:szCs w:val="18"/>
-          <w:lang w:val="en-US"/>
-        </w:rPr>
-        <w:t>tagu</w:t>
-      </w:r>
-      <w:proofErr w:type="spellEnd"/>
-      <w:r>
-        <w:rPr>
-          <w:sz w:val="18"/>
-          <w:szCs w:val="18"/>
-          <w:lang w:val="en-US"/>
-        </w:rPr>
-        <w:t xml:space="preserve"> v1.0-student-base </w:t>
-      </w:r>
-      <w:proofErr w:type="spellStart"/>
-      <w:r>
-        <w:rPr>
-          <w:sz w:val="18"/>
-          <w:szCs w:val="18"/>
-          <w:lang w:val="en-US"/>
-        </w:rPr>
-        <w:t>na</w:t>
-      </w:r>
-      <w:proofErr w:type="spellEnd"/>
-      <w:r>
-        <w:rPr>
-          <w:sz w:val="18"/>
-          <w:szCs w:val="18"/>
-          <w:lang w:val="en-US"/>
-        </w:rPr>
-        <w:t xml:space="preserve"> </w:t>
-      </w:r>
-      <w:proofErr w:type="spellStart"/>
-      <w:r>
-        <w:rPr>
-          <w:sz w:val="18"/>
-          <w:szCs w:val="18"/>
-          <w:lang w:val="en-US"/>
-        </w:rPr>
-        <w:t>własnej</w:t>
-      </w:r>
-      <w:proofErr w:type="spellEnd"/>
-      <w:r>
-        <w:rPr>
-          <w:sz w:val="18"/>
-          <w:szCs w:val="18"/>
-          <w:lang w:val="en-US"/>
-        </w:rPr>
-        <w:t xml:space="preserve"> </w:t>
-      </w:r>
-      <w:proofErr w:type="spellStart"/>
-      <w:r>
-        <w:rPr>
-          <w:sz w:val="18"/>
-          <w:szCs w:val="18"/>
-          <w:lang w:val="en-US"/>
-        </w:rPr>
-        <w:t>gałęzi</w:t>
-      </w:r>
-      <w:proofErr w:type="spellEnd"/>
-      <w:r>
-        <w:rPr>
-          <w:sz w:val="18"/>
-          <w:szCs w:val="18"/>
-          <w:lang w:val="en-US"/>
-        </w:rPr>
-        <w:t xml:space="preserve"> - git switch -c feature/order-reporting v1.0-student-base (commit a980a81)</w:t>
+        <w:t xml:space="preserve">[x] Pracuję na tagu v1.0-student-base na własnej gałęzi - git switch -c feature/order-reporting v1.0-student-base (commit a980a81)</w:t>
       </w:r>
     </w:p>
     <w:p>
@@ -565,49 +374,8 @@
           <w:sz w:val="18"/>
           <w:szCs w:val="18"/>
         </w:rPr>
-        <w:t xml:space="preserve">[x] git status nie pokazuje nieoczekiwanych zmian - </w:t>
+        <w:t xml:space="preserve">[x] git status nie pokazuje nieoczekiwanych zmian - working tree clean</w:t>
       </w:r>
-      <w:proofErr w:type="spellStart"/>
-      <w:r>
-        <w:rPr>
-          <w:sz w:val="18"/>
-          <w:szCs w:val="18"/>
-        </w:rPr>
-        <w:t>working</w:t>
-      </w:r>
-      <w:proofErr w:type="spellEnd"/>
-      <w:r>
-        <w:rPr>
-          <w:sz w:val="18"/>
-          <w:szCs w:val="18"/>
-        </w:rPr>
-        <w:t xml:space="preserve"> </w:t>
-      </w:r>
-      <w:proofErr w:type="spellStart"/>
-      <w:r>
-        <w:rPr>
-          <w:sz w:val="18"/>
-          <w:szCs w:val="18"/>
-        </w:rPr>
-        <w:t>tree</w:t>
-      </w:r>
-      <w:proofErr w:type="spellEnd"/>
-      <w:r>
-        <w:rPr>
-          <w:sz w:val="18"/>
-          <w:szCs w:val="18"/>
-        </w:rPr>
-        <w:t xml:space="preserve"> </w:t>
-      </w:r>
-      <w:proofErr w:type="spellStart"/>
-      <w:r>
-        <w:rPr>
-          <w:sz w:val="18"/>
-          <w:szCs w:val="18"/>
-        </w:rPr>
-        <w:t>clean</w:t>
-      </w:r>
-      <w:proofErr w:type="spellEnd"/>
     </w:p>
     <w:p>
       <w:pPr>
@@ -627,79 +395,7 @@
           <w:szCs w:val="18"/>
           <w:lang w:val="en-US"/>
         </w:rPr>
-        <w:t xml:space="preserve">[x] python -m </w:t>
-      </w:r>
-      <w:proofErr w:type="spellStart"/>
-      <w:r>
-        <w:rPr>
-          <w:sz w:val="18"/>
-          <w:szCs w:val="18"/>
-          <w:lang w:val="en-US"/>
-        </w:rPr>
-        <w:t>pytest</w:t>
-      </w:r>
-      <w:proofErr w:type="spellEnd"/>
-      <w:r>
-        <w:rPr>
-          <w:sz w:val="18"/>
-          <w:szCs w:val="18"/>
-          <w:lang w:val="en-US"/>
-        </w:rPr>
-        <w:t xml:space="preserve"> -q </w:t>
-      </w:r>
-      <w:proofErr w:type="spellStart"/>
-      <w:r>
-        <w:rPr>
-          <w:sz w:val="18"/>
-          <w:szCs w:val="18"/>
-          <w:lang w:val="en-US"/>
-        </w:rPr>
-        <w:t>kończy</w:t>
-      </w:r>
-      <w:proofErr w:type="spellEnd"/>
-      <w:r>
-        <w:rPr>
-          <w:sz w:val="18"/>
-          <w:szCs w:val="18"/>
-          <w:lang w:val="en-US"/>
-        </w:rPr>
-        <w:t xml:space="preserve"> </w:t>
-      </w:r>
-      <w:proofErr w:type="spellStart"/>
-      <w:r>
-        <w:rPr>
-          <w:sz w:val="18"/>
-          <w:szCs w:val="18"/>
-          <w:lang w:val="en-US"/>
-        </w:rPr>
-        <w:t>się</w:t>
-      </w:r>
-      <w:proofErr w:type="spellEnd"/>
-      <w:r>
-        <w:rPr>
-          <w:sz w:val="18"/>
-          <w:szCs w:val="18"/>
-          <w:lang w:val="en-US"/>
-        </w:rPr>
-        <w:t xml:space="preserve"> </w:t>
-      </w:r>
-      <w:proofErr w:type="spellStart"/>
-      <w:r>
-        <w:rPr>
-          <w:sz w:val="18"/>
-          <w:szCs w:val="18"/>
-          <w:lang w:val="en-US"/>
-        </w:rPr>
-        <w:t>wynikiem</w:t>
-      </w:r>
-      <w:proofErr w:type="spellEnd"/>
-      <w:r>
-        <w:rPr>
-          <w:sz w:val="18"/>
-          <w:szCs w:val="18"/>
-          <w:lang w:val="en-US"/>
-        </w:rPr>
-        <w:t xml:space="preserve"> 9 passed (tests/test_orders.py: 4, tests/test_validation.py: 5)</w:t>
+        <w:t xml:space="preserve">[x] python -m pytest -q kończy się wynikiem 9 passed (tests/test_orders.py: 4, tests/test_validation.py: 5)</w:t>
       </w:r>
     </w:p>
     <w:p>
@@ -716,39 +412,7 @@
           <w:sz w:val="18"/>
           <w:szCs w:val="18"/>
         </w:rPr>
-        <w:t xml:space="preserve">[x] </w:t>
-      </w:r>
-      <w:proofErr w:type="spellStart"/>
-      <w:r>
-        <w:rPr>
-          <w:sz w:val="18"/>
-          <w:szCs w:val="18"/>
-        </w:rPr>
-        <w:t>python</w:t>
-      </w:r>
-      <w:proofErr w:type="spellEnd"/>
-      <w:r>
-        <w:rPr>
-          <w:sz w:val="18"/>
-          <w:szCs w:val="18"/>
-        </w:rPr>
-        <w:t xml:space="preserve"> main.py wyświetla menu </w:t>
-      </w:r>
-      <w:proofErr w:type="spellStart"/>
-      <w:r>
-        <w:rPr>
-          <w:sz w:val="18"/>
-          <w:szCs w:val="18"/>
-        </w:rPr>
-        <w:t>OrderFlow</w:t>
-      </w:r>
-      <w:proofErr w:type="spellEnd"/>
-      <w:r>
-        <w:rPr>
-          <w:sz w:val="18"/>
-          <w:szCs w:val="18"/>
-        </w:rPr>
-        <w:t xml:space="preserve"> (opcje 1-5 oraz 0. Zakończ)</w:t>
+        <w:t xml:space="preserve">[x] python main.py wyświetla menu OrderFlow (opcje 1-5 oraz 0. Zakończ)</w:t>
       </w:r>
     </w:p>
     <w:p>
@@ -1053,23 +717,7 @@
                 <w:sz w:val="17"/>
                 <w:szCs w:val="17"/>
               </w:rPr>
-              <w:t xml:space="preserve">Punkt wejścia i warstwa konsoli: pętla menu, pobieranie danych od użytkownika, wywołanie funkcji domenowych, komunikaty. Przechwytuje </w:t>
-            </w:r>
-            <w:proofErr w:type="spellStart"/>
-            <w:r>
-              <w:rPr>
-                <w:sz w:val="17"/>
-                <w:szCs w:val="17"/>
-              </w:rPr>
-              <w:t>RuntimeError</w:t>
-            </w:r>
-            <w:proofErr w:type="spellEnd"/>
-            <w:r>
-              <w:rPr>
-                <w:sz w:val="17"/>
-                <w:szCs w:val="17"/>
-              </w:rPr>
-              <w:t xml:space="preserve"> z warstwy danych.</w:t>
+              <w:t xml:space="preserve">Punkt wejścia i warstwa konsoli: pętla menu, pobieranie danych od użytkownika, wywołanie funkcji domenowych, komunikaty. Przechwytuje RuntimeError z warstwy danych.</w:t>
             </w:r>
           </w:p>
         </w:tc>
@@ -1095,55 +743,7 @@
                 <w:sz w:val="17"/>
                 <w:szCs w:val="17"/>
               </w:rPr>
-              <w:t>WE: wybór i dane z klawiatury (</w:t>
-            </w:r>
-            <w:proofErr w:type="spellStart"/>
-            <w:r>
-              <w:rPr>
-                <w:sz w:val="17"/>
-                <w:szCs w:val="17"/>
-              </w:rPr>
-              <w:t>input</w:t>
-            </w:r>
-            <w:proofErr w:type="spellEnd"/>
-            <w:r>
-              <w:rPr>
-                <w:sz w:val="17"/>
-                <w:szCs w:val="17"/>
-              </w:rPr>
-              <w:t xml:space="preserve">). WY: tekst w konsoli, wywołania </w:t>
-            </w:r>
-            <w:proofErr w:type="spellStart"/>
-            <w:r>
-              <w:rPr>
-                <w:sz w:val="17"/>
-                <w:szCs w:val="17"/>
-              </w:rPr>
-              <w:t>orders</w:t>
-            </w:r>
-            <w:proofErr w:type="spellEnd"/>
-            <w:r>
-              <w:rPr>
-                <w:sz w:val="17"/>
-                <w:szCs w:val="17"/>
-              </w:rPr>
-              <w:t>/</w:t>
-            </w:r>
-            <w:proofErr w:type="spellStart"/>
-            <w:r>
-              <w:rPr>
-                <w:sz w:val="17"/>
-                <w:szCs w:val="17"/>
-              </w:rPr>
-              <w:t>customers</w:t>
-            </w:r>
-            <w:proofErr w:type="spellEnd"/>
-            <w:r>
-              <w:rPr>
-                <w:sz w:val="17"/>
-                <w:szCs w:val="17"/>
-              </w:rPr>
-              <w:t>/products.</w:t>
+              <w:t xml:space="preserve">WE: wybór i dane z klawiatury (input). WY: tekst w konsoli, wywołania orders/customers/products.</w:t>
             </w:r>
           </w:p>
         </w:tc>
@@ -1169,221 +769,13 @@
                 <w:lang w:val="en-US"/>
               </w:rPr>
             </w:pPr>
-            <w:proofErr w:type="gramStart"/>
             <w:r>
               <w:rPr>
                 <w:sz w:val="17"/>
                 <w:szCs w:val="17"/>
                 <w:lang w:val="en-US"/>
               </w:rPr>
-              <w:t>main(</w:t>
-            </w:r>
-            <w:proofErr w:type="gramEnd"/>
-            <w:r>
-              <w:rPr>
-                <w:sz w:val="17"/>
-                <w:szCs w:val="17"/>
-                <w:lang w:val="en-US"/>
-              </w:rPr>
-              <w:t xml:space="preserve">): </w:t>
-            </w:r>
-            <w:proofErr w:type="spellStart"/>
-            <w:r>
-              <w:rPr>
-                <w:sz w:val="17"/>
-                <w:szCs w:val="17"/>
-                <w:lang w:val="en-US"/>
-              </w:rPr>
-              <w:t>słownik</w:t>
-            </w:r>
-            <w:proofErr w:type="spellEnd"/>
-            <w:r>
-              <w:rPr>
-                <w:sz w:val="17"/>
-                <w:szCs w:val="17"/>
-                <w:lang w:val="en-US"/>
-              </w:rPr>
-              <w:t xml:space="preserve"> actions; </w:t>
-            </w:r>
-            <w:proofErr w:type="spellStart"/>
-            <w:r>
-              <w:rPr>
-                <w:sz w:val="17"/>
-                <w:szCs w:val="17"/>
-                <w:lang w:val="en-US"/>
-              </w:rPr>
-              <w:t>handle_order_</w:t>
-            </w:r>
-            <w:proofErr w:type="gramStart"/>
-            <w:r>
-              <w:rPr>
-                <w:sz w:val="17"/>
-                <w:szCs w:val="17"/>
-                <w:lang w:val="en-US"/>
-              </w:rPr>
-              <w:t>list</w:t>
-            </w:r>
-            <w:proofErr w:type="spellEnd"/>
-            <w:r>
-              <w:rPr>
-                <w:sz w:val="17"/>
-                <w:szCs w:val="17"/>
-                <w:lang w:val="en-US"/>
-              </w:rPr>
-              <w:t>(</w:t>
-            </w:r>
-            <w:proofErr w:type="gramEnd"/>
-            <w:r>
-              <w:rPr>
-                <w:sz w:val="17"/>
-                <w:szCs w:val="17"/>
-                <w:lang w:val="en-US"/>
-              </w:rPr>
-              <w:t xml:space="preserve">), </w:t>
-            </w:r>
-            <w:proofErr w:type="spellStart"/>
-            <w:r>
-              <w:rPr>
-                <w:sz w:val="17"/>
-                <w:szCs w:val="17"/>
-                <w:lang w:val="en-US"/>
-              </w:rPr>
-              <w:t>handle_order_</w:t>
-            </w:r>
-            <w:proofErr w:type="gramStart"/>
-            <w:r>
-              <w:rPr>
-                <w:sz w:val="17"/>
-                <w:szCs w:val="17"/>
-                <w:lang w:val="en-US"/>
-              </w:rPr>
-              <w:t>search</w:t>
-            </w:r>
-            <w:proofErr w:type="spellEnd"/>
-            <w:r>
-              <w:rPr>
-                <w:sz w:val="17"/>
-                <w:szCs w:val="17"/>
-                <w:lang w:val="en-US"/>
-              </w:rPr>
-              <w:t>(</w:t>
-            </w:r>
-            <w:proofErr w:type="gramEnd"/>
-            <w:r>
-              <w:rPr>
-                <w:sz w:val="17"/>
-                <w:szCs w:val="17"/>
-                <w:lang w:val="en-US"/>
-              </w:rPr>
-              <w:t xml:space="preserve">), </w:t>
-            </w:r>
-            <w:proofErr w:type="spellStart"/>
-            <w:r>
-              <w:rPr>
-                <w:sz w:val="17"/>
-                <w:szCs w:val="17"/>
-                <w:lang w:val="en-US"/>
-              </w:rPr>
-              <w:t>handle_order_</w:t>
-            </w:r>
-            <w:proofErr w:type="gramStart"/>
-            <w:r>
-              <w:rPr>
-                <w:sz w:val="17"/>
-                <w:szCs w:val="17"/>
-                <w:lang w:val="en-US"/>
-              </w:rPr>
-              <w:t>creation</w:t>
-            </w:r>
-            <w:proofErr w:type="spellEnd"/>
-            <w:r>
-              <w:rPr>
-                <w:sz w:val="17"/>
-                <w:szCs w:val="17"/>
-                <w:lang w:val="en-US"/>
-              </w:rPr>
-              <w:t>(</w:t>
-            </w:r>
-            <w:proofErr w:type="gramEnd"/>
-            <w:r>
-              <w:rPr>
-                <w:sz w:val="17"/>
-                <w:szCs w:val="17"/>
-                <w:lang w:val="en-US"/>
-              </w:rPr>
-              <w:t xml:space="preserve">), </w:t>
-            </w:r>
-            <w:proofErr w:type="spellStart"/>
-            <w:r>
-              <w:rPr>
-                <w:sz w:val="17"/>
-                <w:szCs w:val="17"/>
-                <w:lang w:val="en-US"/>
-              </w:rPr>
-              <w:t>handle_status_</w:t>
-            </w:r>
-            <w:proofErr w:type="gramStart"/>
-            <w:r>
-              <w:rPr>
-                <w:sz w:val="17"/>
-                <w:szCs w:val="17"/>
-                <w:lang w:val="en-US"/>
-              </w:rPr>
-              <w:t>change</w:t>
-            </w:r>
-            <w:proofErr w:type="spellEnd"/>
-            <w:r>
-              <w:rPr>
-                <w:sz w:val="17"/>
-                <w:szCs w:val="17"/>
-                <w:lang w:val="en-US"/>
-              </w:rPr>
-              <w:t>(</w:t>
-            </w:r>
-            <w:proofErr w:type="gramEnd"/>
-            <w:r>
-              <w:rPr>
-                <w:sz w:val="17"/>
-                <w:szCs w:val="17"/>
-                <w:lang w:val="en-US"/>
-              </w:rPr>
-              <w:t xml:space="preserve">), </w:t>
-            </w:r>
-            <w:proofErr w:type="spellStart"/>
-            <w:r>
-              <w:rPr>
-                <w:sz w:val="17"/>
-                <w:szCs w:val="17"/>
-                <w:lang w:val="en-US"/>
-              </w:rPr>
-              <w:t>handle_order_</w:t>
-            </w:r>
-            <w:proofErr w:type="gramStart"/>
-            <w:r>
-              <w:rPr>
-                <w:sz w:val="17"/>
-                <w:szCs w:val="17"/>
-                <w:lang w:val="en-US"/>
-              </w:rPr>
-              <w:t>report</w:t>
-            </w:r>
-            <w:proofErr w:type="spellEnd"/>
-            <w:r>
-              <w:rPr>
-                <w:sz w:val="17"/>
-                <w:szCs w:val="17"/>
-                <w:lang w:val="en-US"/>
-              </w:rPr>
-              <w:t>(</w:t>
-            </w:r>
-            <w:proofErr w:type="gramEnd"/>
-            <w:r>
-              <w:rPr>
-                <w:sz w:val="17"/>
-                <w:szCs w:val="17"/>
-                <w:lang w:val="en-US"/>
-              </w:rPr>
-              <w:t>)</w:t>
+              <w:t xml:space="preserve">main(): słownik actions; handle_order_list(), handle_order_search(), handle_order_creation(), handle_status_change(), handle_order_report()</w:t>
             </w:r>
           </w:p>
         </w:tc>
@@ -1475,41 +867,7 @@
                 <w:sz w:val="17"/>
                 <w:szCs w:val="17"/>
               </w:rPr>
-              <w:t xml:space="preserve">WE: lista zamówień ze </w:t>
-            </w:r>
-            <w:proofErr w:type="spellStart"/>
-            <w:r>
-              <w:rPr>
-                <w:sz w:val="17"/>
-                <w:szCs w:val="17"/>
-              </w:rPr>
-              <w:t>storage</w:t>
-            </w:r>
-            <w:proofErr w:type="spellEnd"/>
-            <w:r>
-              <w:rPr>
-                <w:sz w:val="17"/>
-                <w:szCs w:val="17"/>
-              </w:rPr>
-              <w:t xml:space="preserve">, dane z main.py. WY: rekord zamówienia, słownik raportu, sformatowany tekst; zapis </w:t>
-            </w:r>
-            <w:proofErr w:type="spellStart"/>
-            <w:proofErr w:type="gramStart"/>
-            <w:r>
-              <w:rPr>
-                <w:sz w:val="17"/>
-                <w:szCs w:val="17"/>
-              </w:rPr>
-              <w:t>orders.json</w:t>
-            </w:r>
-            <w:proofErr w:type="spellEnd"/>
-            <w:proofErr w:type="gramEnd"/>
-            <w:r>
-              <w:rPr>
-                <w:sz w:val="17"/>
-                <w:szCs w:val="17"/>
-              </w:rPr>
-              <w:t>.</w:t>
+              <w:t xml:space="preserve">WE: lista zamówień ze storage, dane z main.py. WY: rekord zamówienia, słownik raportu, sformatowany tekst; zapis orders.json.</w:t>
             </w:r>
           </w:p>
         </w:tc>
@@ -1536,185 +894,13 @@
                 <w:lang w:val="en-US"/>
               </w:rPr>
             </w:pPr>
-            <w:proofErr w:type="spellStart"/>
             <w:r>
               <w:rPr>
                 <w:sz w:val="17"/>
                 <w:szCs w:val="17"/>
                 <w:lang w:val="en-US"/>
               </w:rPr>
-              <w:t>create_</w:t>
-            </w:r>
-            <w:proofErr w:type="gramStart"/>
-            <w:r>
-              <w:rPr>
-                <w:sz w:val="17"/>
-                <w:szCs w:val="17"/>
-                <w:lang w:val="en-US"/>
-              </w:rPr>
-              <w:t>order</w:t>
-            </w:r>
-            <w:proofErr w:type="spellEnd"/>
-            <w:r>
-              <w:rPr>
-                <w:sz w:val="17"/>
-                <w:szCs w:val="17"/>
-                <w:lang w:val="en-US"/>
-              </w:rPr>
-              <w:t>(</w:t>
-            </w:r>
-            <w:proofErr w:type="gramEnd"/>
-            <w:r>
-              <w:rPr>
-                <w:sz w:val="17"/>
-                <w:szCs w:val="17"/>
-                <w:lang w:val="en-US"/>
-              </w:rPr>
-              <w:t xml:space="preserve">), </w:t>
-            </w:r>
-            <w:proofErr w:type="spellStart"/>
-            <w:r>
-              <w:rPr>
-                <w:sz w:val="17"/>
-                <w:szCs w:val="17"/>
-                <w:lang w:val="en-US"/>
-              </w:rPr>
-              <w:t>calculate_order_</w:t>
-            </w:r>
-            <w:proofErr w:type="gramStart"/>
-            <w:r>
-              <w:rPr>
-                <w:sz w:val="17"/>
-                <w:szCs w:val="17"/>
-                <w:lang w:val="en-US"/>
-              </w:rPr>
-              <w:t>total</w:t>
-            </w:r>
-            <w:proofErr w:type="spellEnd"/>
-            <w:r>
-              <w:rPr>
-                <w:sz w:val="17"/>
-                <w:szCs w:val="17"/>
-                <w:lang w:val="en-US"/>
-              </w:rPr>
-              <w:t>(</w:t>
-            </w:r>
-            <w:proofErr w:type="gramEnd"/>
-            <w:r>
-              <w:rPr>
-                <w:sz w:val="17"/>
-                <w:szCs w:val="17"/>
-                <w:lang w:val="en-US"/>
-              </w:rPr>
-              <w:t xml:space="preserve">), </w:t>
-            </w:r>
-            <w:proofErr w:type="spellStart"/>
-            <w:r>
-              <w:rPr>
-                <w:sz w:val="17"/>
-                <w:szCs w:val="17"/>
-                <w:lang w:val="en-US"/>
-              </w:rPr>
-              <w:t>change_order_</w:t>
-            </w:r>
-            <w:proofErr w:type="gramStart"/>
-            <w:r>
-              <w:rPr>
-                <w:sz w:val="17"/>
-                <w:szCs w:val="17"/>
-                <w:lang w:val="en-US"/>
-              </w:rPr>
-              <w:t>status</w:t>
-            </w:r>
-            <w:proofErr w:type="spellEnd"/>
-            <w:r>
-              <w:rPr>
-                <w:sz w:val="17"/>
-                <w:szCs w:val="17"/>
-                <w:lang w:val="en-US"/>
-              </w:rPr>
-              <w:t>(</w:t>
-            </w:r>
-            <w:proofErr w:type="gramEnd"/>
-            <w:r>
-              <w:rPr>
-                <w:sz w:val="17"/>
-                <w:szCs w:val="17"/>
-                <w:lang w:val="en-US"/>
-              </w:rPr>
-              <w:t xml:space="preserve">), </w:t>
-            </w:r>
-            <w:proofErr w:type="spellStart"/>
-            <w:r>
-              <w:rPr>
-                <w:sz w:val="17"/>
-                <w:szCs w:val="17"/>
-                <w:lang w:val="en-US"/>
-              </w:rPr>
-              <w:t>build_order_</w:t>
-            </w:r>
-            <w:proofErr w:type="gramStart"/>
-            <w:r>
-              <w:rPr>
-                <w:sz w:val="17"/>
-                <w:szCs w:val="17"/>
-                <w:lang w:val="en-US"/>
-              </w:rPr>
-              <w:t>report</w:t>
-            </w:r>
-            <w:proofErr w:type="spellEnd"/>
-            <w:r>
-              <w:rPr>
-                <w:sz w:val="17"/>
-                <w:szCs w:val="17"/>
-                <w:lang w:val="en-US"/>
-              </w:rPr>
-              <w:t>(</w:t>
-            </w:r>
-            <w:proofErr w:type="gramEnd"/>
-            <w:r>
-              <w:rPr>
-                <w:sz w:val="17"/>
-                <w:szCs w:val="17"/>
-                <w:lang w:val="en-US"/>
-              </w:rPr>
-              <w:t xml:space="preserve">), </w:t>
-            </w:r>
-            <w:proofErr w:type="spellStart"/>
-            <w:r>
-              <w:rPr>
-                <w:sz w:val="17"/>
-                <w:szCs w:val="17"/>
-                <w:lang w:val="en-US"/>
-              </w:rPr>
-              <w:t>format_order_</w:t>
-            </w:r>
-            <w:proofErr w:type="gramStart"/>
-            <w:r>
-              <w:rPr>
-                <w:sz w:val="17"/>
-                <w:szCs w:val="17"/>
-                <w:lang w:val="en-US"/>
-              </w:rPr>
-              <w:t>report</w:t>
-            </w:r>
-            <w:proofErr w:type="spellEnd"/>
-            <w:r>
-              <w:rPr>
-                <w:sz w:val="17"/>
-                <w:szCs w:val="17"/>
-                <w:lang w:val="en-US"/>
-              </w:rPr>
-              <w:t>(</w:t>
-            </w:r>
-            <w:proofErr w:type="gramEnd"/>
-            <w:r>
-              <w:rPr>
-                <w:sz w:val="17"/>
-                <w:szCs w:val="17"/>
-                <w:lang w:val="en-US"/>
-              </w:rPr>
-              <w:t>); KNOWN_ORDER_STATUSES, MANAGEABLE_ORDER_STATUSES</w:t>
+              <w:t xml:space="preserve">create_order(), calculate_order_total(), change_order_status(), build_order_report(), format_order_report(); KNOWN_ORDER_STATUSES, MANAGEABLE_ORDER_STATUSES</w:t>
             </w:r>
           </w:p>
         </w:tc>
@@ -1803,39 +989,7 @@
                 <w:sz w:val="17"/>
                 <w:szCs w:val="17"/>
               </w:rPr>
-              <w:t>WE: data/</w:t>
-            </w:r>
-            <w:proofErr w:type="spellStart"/>
-            <w:r>
-              <w:rPr>
-                <w:sz w:val="17"/>
-                <w:szCs w:val="17"/>
-              </w:rPr>
-              <w:t>customers.json</w:t>
-            </w:r>
-            <w:proofErr w:type="spellEnd"/>
-            <w:r>
-              <w:rPr>
-                <w:sz w:val="17"/>
-                <w:szCs w:val="17"/>
-              </w:rPr>
-              <w:t xml:space="preserve">. WY: słownik klienta albo </w:t>
-            </w:r>
-            <w:proofErr w:type="spellStart"/>
-            <w:r>
-              <w:rPr>
-                <w:sz w:val="17"/>
-                <w:szCs w:val="17"/>
-              </w:rPr>
-              <w:t>None</w:t>
-            </w:r>
-            <w:proofErr w:type="spellEnd"/>
-            <w:r>
-              <w:rPr>
-                <w:sz w:val="17"/>
-                <w:szCs w:val="17"/>
-              </w:rPr>
-              <w:t>, tekst.</w:t>
+              <w:t xml:space="preserve">WE: data/customers.json. WY: słownik klienta albo None, tekst.</w:t>
             </w:r>
           </w:p>
         </w:tc>
@@ -1861,113 +1015,13 @@
                 <w:lang w:val="en-US"/>
               </w:rPr>
             </w:pPr>
-            <w:proofErr w:type="spellStart"/>
             <w:r>
               <w:rPr>
                 <w:sz w:val="17"/>
                 <w:szCs w:val="17"/>
                 <w:lang w:val="en-US"/>
               </w:rPr>
-              <w:t>load_</w:t>
-            </w:r>
-            <w:proofErr w:type="gramStart"/>
-            <w:r>
-              <w:rPr>
-                <w:sz w:val="17"/>
-                <w:szCs w:val="17"/>
-                <w:lang w:val="en-US"/>
-              </w:rPr>
-              <w:t>customers</w:t>
-            </w:r>
-            <w:proofErr w:type="spellEnd"/>
-            <w:r>
-              <w:rPr>
-                <w:sz w:val="17"/>
-                <w:szCs w:val="17"/>
-                <w:lang w:val="en-US"/>
-              </w:rPr>
-              <w:t>(</w:t>
-            </w:r>
-            <w:proofErr w:type="gramEnd"/>
-            <w:r>
-              <w:rPr>
-                <w:sz w:val="17"/>
-                <w:szCs w:val="17"/>
-                <w:lang w:val="en-US"/>
-              </w:rPr>
-              <w:t xml:space="preserve">), </w:t>
-            </w:r>
-            <w:proofErr w:type="spellStart"/>
-            <w:r>
-              <w:rPr>
-                <w:sz w:val="17"/>
-                <w:szCs w:val="17"/>
-                <w:lang w:val="en-US"/>
-              </w:rPr>
-              <w:t>find_customer_by_</w:t>
-            </w:r>
-            <w:proofErr w:type="gramStart"/>
-            <w:r>
-              <w:rPr>
-                <w:sz w:val="17"/>
-                <w:szCs w:val="17"/>
-                <w:lang w:val="en-US"/>
-              </w:rPr>
-              <w:t>id</w:t>
-            </w:r>
-            <w:proofErr w:type="spellEnd"/>
-            <w:r>
-              <w:rPr>
-                <w:sz w:val="17"/>
-                <w:szCs w:val="17"/>
-                <w:lang w:val="en-US"/>
-              </w:rPr>
-              <w:t>(</w:t>
-            </w:r>
-            <w:proofErr w:type="gramEnd"/>
-            <w:r>
-              <w:rPr>
-                <w:sz w:val="17"/>
-                <w:szCs w:val="17"/>
-                <w:lang w:val="en-US"/>
-              </w:rPr>
-              <w:t xml:space="preserve">), </w:t>
-            </w:r>
-            <w:proofErr w:type="spellStart"/>
-            <w:r>
-              <w:rPr>
-                <w:sz w:val="17"/>
-                <w:szCs w:val="17"/>
-                <w:lang w:val="en-US"/>
-              </w:rPr>
-              <w:t>get_customer_</w:t>
-            </w:r>
-            <w:proofErr w:type="gramStart"/>
-            <w:r>
-              <w:rPr>
-                <w:sz w:val="17"/>
-                <w:szCs w:val="17"/>
-                <w:lang w:val="en-US"/>
-              </w:rPr>
-              <w:t>name</w:t>
-            </w:r>
-            <w:proofErr w:type="spellEnd"/>
-            <w:r>
-              <w:rPr>
-                <w:sz w:val="17"/>
-                <w:szCs w:val="17"/>
-                <w:lang w:val="en-US"/>
-              </w:rPr>
-              <w:t>(</w:t>
-            </w:r>
-            <w:proofErr w:type="gramEnd"/>
-            <w:r>
-              <w:rPr>
-                <w:sz w:val="17"/>
-                <w:szCs w:val="17"/>
-                <w:lang w:val="en-US"/>
-              </w:rPr>
-              <w:t>)</w:t>
+              <w:t xml:space="preserve">load_customers(), find_customer_by_id(), get_customer_name()</w:t>
             </w:r>
           </w:p>
         </w:tc>
@@ -2032,23 +1086,7 @@
                 <w:sz w:val="17"/>
                 <w:szCs w:val="17"/>
               </w:rPr>
-              <w:t>Katalog produktów: odczyt, wyszukiwanie, filtr dostępnych, formatowanie cen (</w:t>
-            </w:r>
-            <w:proofErr w:type="spellStart"/>
-            <w:r>
-              <w:rPr>
-                <w:sz w:val="17"/>
-                <w:szCs w:val="17"/>
-              </w:rPr>
-              <w:t>format_price</w:t>
-            </w:r>
-            <w:proofErr w:type="spellEnd"/>
-            <w:r>
-              <w:rPr>
-                <w:sz w:val="17"/>
-                <w:szCs w:val="17"/>
-              </w:rPr>
-              <w:t xml:space="preserve"> jest używane również w raporcie i liście zamówień).</w:t>
+              <w:t xml:space="preserve">Katalog produktów: odczyt, wyszukiwanie, filtr dostępnych, formatowanie cen (format_price jest używane również w raporcie i liście zamówień).</w:t>
             </w:r>
           </w:p>
         </w:tc>
@@ -2075,23 +1113,7 @@
                 <w:sz w:val="17"/>
                 <w:szCs w:val="17"/>
               </w:rPr>
-              <w:t>WE: data/</w:t>
-            </w:r>
-            <w:proofErr w:type="spellStart"/>
-            <w:r>
-              <w:rPr>
-                <w:sz w:val="17"/>
-                <w:szCs w:val="17"/>
-              </w:rPr>
-              <w:t>products.json</w:t>
-            </w:r>
-            <w:proofErr w:type="spellEnd"/>
-            <w:r>
-              <w:rPr>
-                <w:sz w:val="17"/>
-                <w:szCs w:val="17"/>
-              </w:rPr>
-              <w:t>. WY: produkt/lista produktów, tekst z kwotą "0.00 zł".</w:t>
+              <w:t>WE: data/products.json. WY: produkt/lista produktów, tekst z kwotą "0.00 zł".</w:t>
             </w:r>
           </w:p>
         </w:tc>
@@ -2118,113 +1140,13 @@
                 <w:lang w:val="en-US"/>
               </w:rPr>
             </w:pPr>
-            <w:proofErr w:type="spellStart"/>
             <w:r>
               <w:rPr>
                 <w:sz w:val="17"/>
                 <w:szCs w:val="17"/>
                 <w:lang w:val="en-US"/>
               </w:rPr>
-              <w:t>get_available_</w:t>
-            </w:r>
-            <w:proofErr w:type="gramStart"/>
-            <w:r>
-              <w:rPr>
-                <w:sz w:val="17"/>
-                <w:szCs w:val="17"/>
-                <w:lang w:val="en-US"/>
-              </w:rPr>
-              <w:t>products</w:t>
-            </w:r>
-            <w:proofErr w:type="spellEnd"/>
-            <w:r>
-              <w:rPr>
-                <w:sz w:val="17"/>
-                <w:szCs w:val="17"/>
-                <w:lang w:val="en-US"/>
-              </w:rPr>
-              <w:t>(</w:t>
-            </w:r>
-            <w:proofErr w:type="gramEnd"/>
-            <w:r>
-              <w:rPr>
-                <w:sz w:val="17"/>
-                <w:szCs w:val="17"/>
-                <w:lang w:val="en-US"/>
-              </w:rPr>
-              <w:t xml:space="preserve">), </w:t>
-            </w:r>
-            <w:proofErr w:type="spellStart"/>
-            <w:r>
-              <w:rPr>
-                <w:sz w:val="17"/>
-                <w:szCs w:val="17"/>
-                <w:lang w:val="en-US"/>
-              </w:rPr>
-              <w:t>find_product_by_</w:t>
-            </w:r>
-            <w:proofErr w:type="gramStart"/>
-            <w:r>
-              <w:rPr>
-                <w:sz w:val="17"/>
-                <w:szCs w:val="17"/>
-                <w:lang w:val="en-US"/>
-              </w:rPr>
-              <w:t>id</w:t>
-            </w:r>
-            <w:proofErr w:type="spellEnd"/>
-            <w:r>
-              <w:rPr>
-                <w:sz w:val="17"/>
-                <w:szCs w:val="17"/>
-                <w:lang w:val="en-US"/>
-              </w:rPr>
-              <w:t>(</w:t>
-            </w:r>
-            <w:proofErr w:type="gramEnd"/>
-            <w:r>
-              <w:rPr>
-                <w:sz w:val="17"/>
-                <w:szCs w:val="17"/>
-                <w:lang w:val="en-US"/>
-              </w:rPr>
-              <w:t xml:space="preserve">), </w:t>
-            </w:r>
-            <w:proofErr w:type="spellStart"/>
-            <w:r>
-              <w:rPr>
-                <w:sz w:val="17"/>
-                <w:szCs w:val="17"/>
-                <w:lang w:val="en-US"/>
-              </w:rPr>
-              <w:t>format_</w:t>
-            </w:r>
-            <w:proofErr w:type="gramStart"/>
-            <w:r>
-              <w:rPr>
-                <w:sz w:val="17"/>
-                <w:szCs w:val="17"/>
-                <w:lang w:val="en-US"/>
-              </w:rPr>
-              <w:t>price</w:t>
-            </w:r>
-            <w:proofErr w:type="spellEnd"/>
-            <w:r>
-              <w:rPr>
-                <w:sz w:val="17"/>
-                <w:szCs w:val="17"/>
-                <w:lang w:val="en-US"/>
-              </w:rPr>
-              <w:t>(</w:t>
-            </w:r>
-            <w:proofErr w:type="gramEnd"/>
-            <w:r>
-              <w:rPr>
-                <w:sz w:val="17"/>
-                <w:szCs w:val="17"/>
-                <w:lang w:val="en-US"/>
-              </w:rPr>
-              <w:t>)</w:t>
+              <w:t xml:space="preserve">get_available_products(), find_product_by_id(), format_price()</w:t>
             </w:r>
           </w:p>
         </w:tc>
@@ -2288,23 +1210,7 @@
                 <w:sz w:val="17"/>
                 <w:szCs w:val="17"/>
               </w:rPr>
-              <w:t xml:space="preserve">Wspólny odczyt i zapis plików JSON w katalogu data/, ścieżki względem katalogu projektu, zapis przez plik tymczasowy, zamiana błędów technicznych na </w:t>
-            </w:r>
-            <w:proofErr w:type="spellStart"/>
-            <w:r>
-              <w:rPr>
-                <w:sz w:val="17"/>
-                <w:szCs w:val="17"/>
-              </w:rPr>
-              <w:t>RuntimeError</w:t>
-            </w:r>
-            <w:proofErr w:type="spellEnd"/>
-            <w:r>
-              <w:rPr>
-                <w:sz w:val="17"/>
-                <w:szCs w:val="17"/>
-              </w:rPr>
-              <w:t>.</w:t>
+              <w:t xml:space="preserve">Wspólny odczyt i zapis plików JSON w katalogu data/, ścieżki względem katalogu projektu, zapis przez plik tymczasowy, zamiana błędów technicznych na RuntimeError.</w:t>
             </w:r>
           </w:p>
         </w:tc>
@@ -2330,48 +1236,7 @@
                 <w:sz w:val="17"/>
                 <w:szCs w:val="17"/>
               </w:rPr>
-              <w:t xml:space="preserve">WE: nazwa pliku, lista rekordów. WY: lista rekordów albo </w:t>
-            </w:r>
-            <w:proofErr w:type="spellStart"/>
-            <w:r>
-              <w:rPr>
-                <w:sz w:val="17"/>
-                <w:szCs w:val="17"/>
-              </w:rPr>
-              <w:t>RuntimeError</w:t>
-            </w:r>
-            <w:proofErr w:type="spellEnd"/>
-            <w:r>
-              <w:rPr>
-                <w:sz w:val="17"/>
-                <w:szCs w:val="17"/>
-              </w:rPr>
-              <w:t xml:space="preserve">; plik </w:t>
-            </w:r>
-            <w:proofErr w:type="gramStart"/>
-            <w:r>
-              <w:rPr>
-                <w:sz w:val="17"/>
-                <w:szCs w:val="17"/>
-              </w:rPr>
-              <w:t>*.</w:t>
-            </w:r>
-            <w:proofErr w:type="spellStart"/>
-            <w:r>
-              <w:rPr>
-                <w:sz w:val="17"/>
-                <w:szCs w:val="17"/>
-              </w:rPr>
-              <w:t>json</w:t>
-            </w:r>
-            <w:proofErr w:type="spellEnd"/>
-            <w:proofErr w:type="gramEnd"/>
-            <w:r>
-              <w:rPr>
-                <w:sz w:val="17"/>
-                <w:szCs w:val="17"/>
-              </w:rPr>
-              <w:t>.</w:t>
+              <w:t xml:space="preserve">WE: nazwa pliku, lista rekordów. WY: lista rekordów albo RuntimeError; plik *.json.</w:t>
             </w:r>
           </w:p>
         </w:tc>
@@ -2392,110 +1257,12 @@
             </w:tcMar>
           </w:tcPr>
           <w:p>
-            <w:proofErr w:type="spellStart"/>
-            <w:r>
-              <w:rPr>
-                <w:sz w:val="17"/>
-                <w:szCs w:val="17"/>
-              </w:rPr>
-              <w:t>load_</w:t>
-            </w:r>
-            <w:proofErr w:type="gramStart"/>
-            <w:r>
-              <w:rPr>
-                <w:sz w:val="17"/>
-                <w:szCs w:val="17"/>
-              </w:rPr>
-              <w:t>json</w:t>
-            </w:r>
-            <w:proofErr w:type="spellEnd"/>
-            <w:r>
-              <w:rPr>
-                <w:sz w:val="17"/>
-                <w:szCs w:val="17"/>
-              </w:rPr>
-              <w:t>(</w:t>
-            </w:r>
-            <w:proofErr w:type="gramEnd"/>
-            <w:r>
-              <w:rPr>
-                <w:sz w:val="17"/>
-                <w:szCs w:val="17"/>
-              </w:rPr>
-              <w:t xml:space="preserve">) (sprawdza, czy dane są listą), </w:t>
-            </w:r>
-            <w:proofErr w:type="spellStart"/>
-            <w:r>
-              <w:rPr>
-                <w:sz w:val="17"/>
-                <w:szCs w:val="17"/>
-              </w:rPr>
-              <w:t>save_</w:t>
-            </w:r>
-            <w:proofErr w:type="gramStart"/>
-            <w:r>
-              <w:rPr>
-                <w:sz w:val="17"/>
-                <w:szCs w:val="17"/>
-              </w:rPr>
-              <w:t>json</w:t>
-            </w:r>
-            <w:proofErr w:type="spellEnd"/>
-            <w:r>
-              <w:rPr>
-                <w:sz w:val="17"/>
-                <w:szCs w:val="17"/>
-              </w:rPr>
-              <w:t>(</w:t>
-            </w:r>
-            <w:proofErr w:type="gramEnd"/>
-            <w:r>
-              <w:rPr>
-                <w:sz w:val="17"/>
-                <w:szCs w:val="17"/>
-              </w:rPr>
-              <w:t>) (</w:t>
-            </w:r>
-            <w:proofErr w:type="spellStart"/>
-            <w:r>
-              <w:rPr>
-                <w:sz w:val="17"/>
-                <w:szCs w:val="17"/>
-              </w:rPr>
-              <w:t>temporary_</w:t>
-            </w:r>
-            <w:proofErr w:type="gramStart"/>
-            <w:r>
-              <w:rPr>
-                <w:sz w:val="17"/>
-                <w:szCs w:val="17"/>
-              </w:rPr>
-              <w:t>path.replace</w:t>
-            </w:r>
-            <w:proofErr w:type="spellEnd"/>
-            <w:proofErr w:type="gramEnd"/>
-            <w:r>
-              <w:rPr>
-                <w:sz w:val="17"/>
-                <w:szCs w:val="17"/>
-              </w:rPr>
-              <w:t>(</w:t>
-            </w:r>
-            <w:proofErr w:type="spellStart"/>
-            <w:r>
-              <w:rPr>
-                <w:sz w:val="17"/>
-                <w:szCs w:val="17"/>
-              </w:rPr>
-              <w:t>path</w:t>
-            </w:r>
-            <w:proofErr w:type="spellEnd"/>
-            <w:r>
-              <w:rPr>
-                <w:sz w:val="17"/>
-                <w:szCs w:val="17"/>
-              </w:rPr>
-              <w:t>))</w:t>
+            <w:r>
+              <w:rPr>
+                <w:sz w:val="17"/>
+                <w:szCs w:val="17"/>
+              </w:rPr>
+              <w:t xml:space="preserve">load_json() (sprawdza, czy dane są listą), save_json() (temporary_path.replace(path))</w:t>
             </w:r>
           </w:p>
         </w:tc>
@@ -2587,23 +1354,7 @@
                 <w:sz w:val="17"/>
                 <w:szCs w:val="17"/>
               </w:rPr>
-              <w:t xml:space="preserve">WE: tekst/wartości od użytkownika. WY: znormalizowana wartość albo </w:t>
-            </w:r>
-            <w:proofErr w:type="spellStart"/>
-            <w:r>
-              <w:rPr>
-                <w:sz w:val="17"/>
-                <w:szCs w:val="17"/>
-              </w:rPr>
-              <w:t>ValueError</w:t>
-            </w:r>
-            <w:proofErr w:type="spellEnd"/>
-            <w:r>
-              <w:rPr>
-                <w:sz w:val="17"/>
-                <w:szCs w:val="17"/>
-              </w:rPr>
-              <w:t xml:space="preserve"> z komunikatem.</w:t>
+              <w:t xml:space="preserve">WE: tekst/wartości od użytkownika. WY: znormalizowana wartość albo ValueError z komunikatem.</w:t>
             </w:r>
           </w:p>
         </w:tc>
@@ -2630,149 +1381,13 @@
                 <w:lang w:val="en-US"/>
               </w:rPr>
             </w:pPr>
-            <w:proofErr w:type="spellStart"/>
             <w:r>
               <w:rPr>
                 <w:sz w:val="17"/>
                 <w:szCs w:val="17"/>
                 <w:lang w:val="en-US"/>
               </w:rPr>
-              <w:t>is_valid_</w:t>
-            </w:r>
-            <w:proofErr w:type="gramStart"/>
-            <w:r>
-              <w:rPr>
-                <w:sz w:val="17"/>
-                <w:szCs w:val="17"/>
-                <w:lang w:val="en-US"/>
-              </w:rPr>
-              <w:t>identifier</w:t>
-            </w:r>
-            <w:proofErr w:type="spellEnd"/>
-            <w:r>
-              <w:rPr>
-                <w:sz w:val="17"/>
-                <w:szCs w:val="17"/>
-                <w:lang w:val="en-US"/>
-              </w:rPr>
-              <w:t>(</w:t>
-            </w:r>
-            <w:proofErr w:type="gramEnd"/>
-            <w:r>
-              <w:rPr>
-                <w:sz w:val="17"/>
-                <w:szCs w:val="17"/>
-                <w:lang w:val="en-US"/>
-              </w:rPr>
-              <w:t xml:space="preserve">), </w:t>
-            </w:r>
-            <w:proofErr w:type="spellStart"/>
-            <w:r>
-              <w:rPr>
-                <w:sz w:val="17"/>
-                <w:szCs w:val="17"/>
-                <w:lang w:val="en-US"/>
-              </w:rPr>
-              <w:t>parse_positive_</w:t>
-            </w:r>
-            <w:proofErr w:type="gramStart"/>
-            <w:r>
-              <w:rPr>
-                <w:sz w:val="17"/>
-                <w:szCs w:val="17"/>
-                <w:lang w:val="en-US"/>
-              </w:rPr>
-              <w:t>integer</w:t>
-            </w:r>
-            <w:proofErr w:type="spellEnd"/>
-            <w:r>
-              <w:rPr>
-                <w:sz w:val="17"/>
-                <w:szCs w:val="17"/>
-                <w:lang w:val="en-US"/>
-              </w:rPr>
-              <w:t>(</w:t>
-            </w:r>
-            <w:proofErr w:type="gramEnd"/>
-            <w:r>
-              <w:rPr>
-                <w:sz w:val="17"/>
-                <w:szCs w:val="17"/>
-                <w:lang w:val="en-US"/>
-              </w:rPr>
-              <w:t xml:space="preserve">), </w:t>
-            </w:r>
-            <w:proofErr w:type="spellStart"/>
-            <w:r>
-              <w:rPr>
-                <w:sz w:val="17"/>
-                <w:szCs w:val="17"/>
-                <w:lang w:val="en-US"/>
-              </w:rPr>
-              <w:t>require_</w:t>
-            </w:r>
-            <w:proofErr w:type="gramStart"/>
-            <w:r>
-              <w:rPr>
-                <w:sz w:val="17"/>
-                <w:szCs w:val="17"/>
-                <w:lang w:val="en-US"/>
-              </w:rPr>
-              <w:t>choice</w:t>
-            </w:r>
-            <w:proofErr w:type="spellEnd"/>
-            <w:r>
-              <w:rPr>
-                <w:sz w:val="17"/>
-                <w:szCs w:val="17"/>
-                <w:lang w:val="en-US"/>
-              </w:rPr>
-              <w:t>(</w:t>
-            </w:r>
-            <w:proofErr w:type="gramEnd"/>
-            <w:r>
-              <w:rPr>
-                <w:sz w:val="17"/>
-                <w:szCs w:val="17"/>
-                <w:lang w:val="en-US"/>
-              </w:rPr>
-              <w:t xml:space="preserve">), </w:t>
-            </w:r>
-            <w:proofErr w:type="spellStart"/>
-            <w:r>
-              <w:rPr>
-                <w:sz w:val="17"/>
-                <w:szCs w:val="17"/>
-                <w:lang w:val="en-US"/>
-              </w:rPr>
-              <w:t>validate_order_</w:t>
-            </w:r>
-            <w:proofErr w:type="gramStart"/>
-            <w:r>
-              <w:rPr>
-                <w:sz w:val="17"/>
-                <w:szCs w:val="17"/>
-                <w:lang w:val="en-US"/>
-              </w:rPr>
-              <w:t>items</w:t>
-            </w:r>
-            <w:proofErr w:type="spellEnd"/>
-            <w:r>
-              <w:rPr>
-                <w:sz w:val="17"/>
-                <w:szCs w:val="17"/>
-                <w:lang w:val="en-US"/>
-              </w:rPr>
-              <w:t>(</w:t>
-            </w:r>
-            <w:proofErr w:type="gramEnd"/>
-            <w:r>
-              <w:rPr>
-                <w:sz w:val="17"/>
-                <w:szCs w:val="17"/>
-                <w:lang w:val="en-US"/>
-              </w:rPr>
-              <w:t>); tests/test_validation.py</w:t>
+              <w:t xml:space="preserve">is_valid_identifier(), parse_positive_integer(), require_choice(), validate_order_items(); tests/test_validation.py</w:t>
             </w:r>
           </w:p>
         </w:tc>
@@ -2861,32 +1476,7 @@
                 <w:sz w:val="17"/>
                 <w:szCs w:val="17"/>
               </w:rPr>
-              <w:t xml:space="preserve">WE: brak. WY: </w:t>
-            </w:r>
-            <w:proofErr w:type="spellStart"/>
-            <w:proofErr w:type="gramStart"/>
-            <w:r>
-              <w:rPr>
-                <w:sz w:val="17"/>
-                <w:szCs w:val="17"/>
-              </w:rPr>
-              <w:t>datetime.now</w:t>
-            </w:r>
-            <w:proofErr w:type="spellEnd"/>
-            <w:r>
-              <w:rPr>
-                <w:sz w:val="17"/>
-                <w:szCs w:val="17"/>
-              </w:rPr>
-              <w:t>(</w:t>
-            </w:r>
-            <w:proofErr w:type="gramEnd"/>
-            <w:r>
-              <w:rPr>
-                <w:sz w:val="17"/>
-                <w:szCs w:val="17"/>
-              </w:rPr>
-              <w:t>).</w:t>
+              <w:t xml:space="preserve">WE: brak. WY: datetime.now().</w:t>
             </w:r>
           </w:p>
         </w:tc>
@@ -2912,142 +1502,14 @@
                 <w:lang w:val="en-US"/>
               </w:rPr>
             </w:pPr>
-            <w:proofErr w:type="spellStart"/>
             <w:r>
               <w:rPr>
                 <w:sz w:val="17"/>
                 <w:szCs w:val="17"/>
                 <w:lang w:val="en-US"/>
               </w:rPr>
-              <w:t>get_current_</w:t>
-            </w:r>
-            <w:proofErr w:type="gramStart"/>
-            <w:r>
-              <w:rPr>
-                <w:sz w:val="17"/>
-                <w:szCs w:val="17"/>
-                <w:lang w:val="en-US"/>
-              </w:rPr>
-              <w:t>datetime</w:t>
-            </w:r>
-            <w:proofErr w:type="spellEnd"/>
-            <w:r>
-              <w:rPr>
-                <w:sz w:val="17"/>
-                <w:szCs w:val="17"/>
-                <w:lang w:val="en-US"/>
-              </w:rPr>
-              <w:t>(</w:t>
-            </w:r>
-            <w:proofErr w:type="gramEnd"/>
-            <w:r>
-              <w:rPr>
-                <w:sz w:val="17"/>
-                <w:szCs w:val="17"/>
-                <w:lang w:val="en-US"/>
-              </w:rPr>
-              <w:t xml:space="preserve">) </w:t>
-            </w:r>
-            <w:proofErr w:type="spellStart"/>
-            <w:r>
-              <w:rPr>
-                <w:sz w:val="17"/>
-                <w:szCs w:val="17"/>
-                <w:lang w:val="en-US"/>
-              </w:rPr>
-              <w:t>wywoływane</w:t>
-            </w:r>
-            <w:proofErr w:type="spellEnd"/>
-            <w:r>
-              <w:rPr>
-                <w:sz w:val="17"/>
-                <w:szCs w:val="17"/>
-                <w:lang w:val="en-US"/>
-              </w:rPr>
-              <w:t xml:space="preserve"> w </w:t>
-            </w:r>
-            <w:proofErr w:type="spellStart"/>
-            <w:r>
-              <w:rPr>
-                <w:sz w:val="17"/>
-                <w:szCs w:val="17"/>
-                <w:lang w:val="en-US"/>
-              </w:rPr>
-              <w:t>create_</w:t>
-            </w:r>
-            <w:proofErr w:type="gramStart"/>
-            <w:r>
-              <w:rPr>
-                <w:sz w:val="17"/>
-                <w:szCs w:val="17"/>
-                <w:lang w:val="en-US"/>
-              </w:rPr>
-              <w:t>order</w:t>
-            </w:r>
-            <w:proofErr w:type="spellEnd"/>
-            <w:r>
-              <w:rPr>
-                <w:sz w:val="17"/>
-                <w:szCs w:val="17"/>
-                <w:lang w:val="en-US"/>
-              </w:rPr>
-              <w:t>(</w:t>
-            </w:r>
-            <w:proofErr w:type="gramEnd"/>
-            <w:r>
-              <w:rPr>
-                <w:sz w:val="17"/>
-                <w:szCs w:val="17"/>
-                <w:lang w:val="en-US"/>
-              </w:rPr>
-              <w:t xml:space="preserve">) </w:t>
-            </w:r>
-            <w:proofErr w:type="spellStart"/>
-            <w:r>
-              <w:rPr>
-                <w:sz w:val="17"/>
-                <w:szCs w:val="17"/>
-                <w:lang w:val="en-US"/>
-              </w:rPr>
-              <w:t>przy</w:t>
-            </w:r>
-            <w:proofErr w:type="spellEnd"/>
-            <w:r>
-              <w:rPr>
-                <w:sz w:val="17"/>
-                <w:szCs w:val="17"/>
-                <w:lang w:val="en-US"/>
-              </w:rPr>
-              <w:t xml:space="preserve"> </w:t>
-            </w:r>
-            <w:proofErr w:type="spellStart"/>
-            <w:r>
-              <w:rPr>
-                <w:sz w:val="17"/>
-                <w:szCs w:val="17"/>
-                <w:lang w:val="en-US"/>
-              </w:rPr>
-              <w:t>ustawianiu</w:t>
-            </w:r>
-            <w:proofErr w:type="spellEnd"/>
-            <w:r>
-              <w:rPr>
-                <w:sz w:val="17"/>
-                <w:szCs w:val="17"/>
-                <w:lang w:val="en-US"/>
-              </w:rPr>
-              <w:t xml:space="preserve"> </w:t>
-            </w:r>
-            <w:proofErr w:type="spellStart"/>
-            <w:r>
-              <w:rPr>
-                <w:sz w:val="17"/>
-                <w:szCs w:val="17"/>
-                <w:lang w:val="en-US"/>
-              </w:rPr>
-              <w:t>created_at</w:t>
-            </w:r>
-            <w:proofErr w:type="spellEnd"/>
+              <w:t xml:space="preserve">get_current_datetime() wywoływane w create_order() przy ustawianiu created_at</w:t>
+            </w:r>
           </w:p>
         </w:tc>
       </w:tr>
@@ -3084,17 +1546,8 @@
                 <w:sz w:val="17"/>
                 <w:szCs w:val="17"/>
               </w:rPr>
-              <w:t>data/*.</w:t>
-            </w:r>
-            <w:proofErr w:type="spellStart"/>
-            <w:r>
-              <w:rPr>
-                <w:sz w:val="17"/>
-                <w:szCs w:val="17"/>
-              </w:rPr>
-              <w:t>json</w:t>
-            </w:r>
-            <w:proofErr w:type="spellEnd"/>
+              <w:t>data/*.json</w:t>
+            </w:r>
           </w:p>
         </w:tc>
         <w:tc>
@@ -3147,25 +1600,7 @@
                 <w:sz w:val="17"/>
                 <w:szCs w:val="17"/>
               </w:rPr>
-              <w:t xml:space="preserve">Czytane przy każdej operacji; zapisywany jest tylko </w:t>
-            </w:r>
-            <w:proofErr w:type="spellStart"/>
-            <w:proofErr w:type="gramStart"/>
-            <w:r>
-              <w:rPr>
-                <w:sz w:val="17"/>
-                <w:szCs w:val="17"/>
-              </w:rPr>
-              <w:t>orders.json</w:t>
-            </w:r>
-            <w:proofErr w:type="spellEnd"/>
-            <w:proofErr w:type="gramEnd"/>
-            <w:r>
-              <w:rPr>
-                <w:sz w:val="17"/>
-                <w:szCs w:val="17"/>
-              </w:rPr>
-              <w:t>.</w:t>
+              <w:t xml:space="preserve">Czytane przy każdej operacji; zapisywany jest tylko orders.json.</w:t>
             </w:r>
           </w:p>
         </w:tc>
@@ -3192,151 +1627,13 @@
                 <w:lang w:val="en-US"/>
               </w:rPr>
             </w:pPr>
-            <w:proofErr w:type="spellStart"/>
-            <w:proofErr w:type="gramStart"/>
             <w:r>
               <w:rPr>
                 <w:sz w:val="17"/>
                 <w:szCs w:val="17"/>
                 <w:lang w:val="en-US"/>
               </w:rPr>
-              <w:t>orders.json</w:t>
-            </w:r>
-            <w:proofErr w:type="spellEnd"/>
-            <w:proofErr w:type="gramEnd"/>
-            <w:r>
-              <w:rPr>
-                <w:sz w:val="17"/>
-                <w:szCs w:val="17"/>
-                <w:lang w:val="en-US"/>
-              </w:rPr>
-              <w:t xml:space="preserve">: </w:t>
-            </w:r>
-            <w:proofErr w:type="spellStart"/>
-            <w:r>
-              <w:rPr>
-                <w:sz w:val="17"/>
-                <w:szCs w:val="17"/>
-                <w:lang w:val="en-US"/>
-              </w:rPr>
-              <w:t>pola</w:t>
-            </w:r>
-            <w:proofErr w:type="spellEnd"/>
-            <w:r>
-              <w:rPr>
-                <w:sz w:val="17"/>
-                <w:szCs w:val="17"/>
-                <w:lang w:val="en-US"/>
-              </w:rPr>
-              <w:t xml:space="preserve"> id, </w:t>
-            </w:r>
-            <w:proofErr w:type="spellStart"/>
-            <w:r>
-              <w:rPr>
-                <w:sz w:val="17"/>
-                <w:szCs w:val="17"/>
-                <w:lang w:val="en-US"/>
-              </w:rPr>
-              <w:t>customer_id</w:t>
-            </w:r>
-            <w:proofErr w:type="spellEnd"/>
-            <w:r>
-              <w:rPr>
-                <w:sz w:val="17"/>
-                <w:szCs w:val="17"/>
-                <w:lang w:val="en-US"/>
-              </w:rPr>
-              <w:t xml:space="preserve">, </w:t>
-            </w:r>
-            <w:proofErr w:type="spellStart"/>
-            <w:r>
-              <w:rPr>
-                <w:sz w:val="17"/>
-                <w:szCs w:val="17"/>
-                <w:lang w:val="en-US"/>
-              </w:rPr>
-              <w:t>created_at</w:t>
-            </w:r>
-            <w:proofErr w:type="spellEnd"/>
-            <w:r>
-              <w:rPr>
-                <w:sz w:val="17"/>
-                <w:szCs w:val="17"/>
-                <w:lang w:val="en-US"/>
-              </w:rPr>
-              <w:t xml:space="preserve"> (ISO z </w:t>
-            </w:r>
-            <w:proofErr w:type="spellStart"/>
-            <w:r>
-              <w:rPr>
-                <w:sz w:val="17"/>
-                <w:szCs w:val="17"/>
-                <w:lang w:val="en-US"/>
-              </w:rPr>
-              <w:t>godziną</w:t>
-            </w:r>
-            <w:proofErr w:type="spellEnd"/>
-            <w:r>
-              <w:rPr>
-                <w:sz w:val="17"/>
-                <w:szCs w:val="17"/>
-                <w:lang w:val="en-US"/>
-              </w:rPr>
-              <w:t xml:space="preserve">), status, </w:t>
-            </w:r>
-            <w:proofErr w:type="spellStart"/>
-            <w:r>
-              <w:rPr>
-                <w:sz w:val="17"/>
-                <w:szCs w:val="17"/>
-                <w:lang w:val="en-US"/>
-              </w:rPr>
-              <w:t>payment_method</w:t>
-            </w:r>
-            <w:proofErr w:type="spellEnd"/>
-            <w:r>
-              <w:rPr>
-                <w:sz w:val="17"/>
-                <w:szCs w:val="17"/>
-                <w:lang w:val="en-US"/>
-              </w:rPr>
-              <w:t xml:space="preserve">, </w:t>
-            </w:r>
-            <w:proofErr w:type="spellStart"/>
-            <w:r>
-              <w:rPr>
-                <w:sz w:val="17"/>
-                <w:szCs w:val="17"/>
-                <w:lang w:val="en-US"/>
-              </w:rPr>
-              <w:t>delivery_method</w:t>
-            </w:r>
-            <w:proofErr w:type="spellEnd"/>
-            <w:r>
-              <w:rPr>
-                <w:sz w:val="17"/>
-                <w:szCs w:val="17"/>
-                <w:lang w:val="en-US"/>
-              </w:rPr>
-              <w:t>, items[</w:t>
-            </w:r>
-            <w:proofErr w:type="spellStart"/>
-            <w:r>
-              <w:rPr>
-                <w:sz w:val="17"/>
-                <w:szCs w:val="17"/>
-                <w:lang w:val="en-US"/>
-              </w:rPr>
-              <w:t>unit_price</w:t>
-            </w:r>
-            <w:proofErr w:type="spellEnd"/>
-            <w:r>
-              <w:rPr>
-                <w:sz w:val="17"/>
-                <w:szCs w:val="17"/>
-                <w:lang w:val="en-US"/>
-              </w:rPr>
-              <w:t>], total</w:t>
+              <w:t xml:space="preserve">orders.json: pola id, customer_id, created_at (ISO z godziną), status, payment_method, delivery_method, items[unit_price], total</w:t>
             </w:r>
           </w:p>
         </w:tc>
@@ -3368,21 +1665,12 @@
             </w:tcMar>
           </w:tcPr>
           <w:p>
-            <w:proofErr w:type="spellStart"/>
-            <w:r>
-              <w:rPr>
-                <w:sz w:val="17"/>
-                <w:szCs w:val="17"/>
-              </w:rPr>
-              <w:t>tests</w:t>
-            </w:r>
-            <w:proofErr w:type="spellEnd"/>
-            <w:r>
-              <w:rPr>
-                <w:sz w:val="17"/>
-                <w:szCs w:val="17"/>
-              </w:rPr>
-              <w:t>/</w:t>
+            <w:r>
+              <w:rPr>
+                <w:sz w:val="17"/>
+                <w:szCs w:val="17"/>
+              </w:rPr>
+              <w:t>tests/</w:t>
             </w:r>
           </w:p>
         </w:tc>
@@ -3434,39 +1722,7 @@
                 <w:sz w:val="17"/>
                 <w:szCs w:val="17"/>
               </w:rPr>
-              <w:t>WE: prawdziwy plik data/</w:t>
-            </w:r>
-            <w:proofErr w:type="spellStart"/>
-            <w:r>
-              <w:rPr>
-                <w:sz w:val="17"/>
-                <w:szCs w:val="17"/>
-              </w:rPr>
-              <w:t>orders.json</w:t>
-            </w:r>
-            <w:proofErr w:type="spellEnd"/>
-            <w:r>
-              <w:rPr>
-                <w:sz w:val="17"/>
-                <w:szCs w:val="17"/>
-              </w:rPr>
-              <w:t xml:space="preserve"> oraz dane w teście. WY: wynik </w:t>
-            </w:r>
-            <w:proofErr w:type="spellStart"/>
-            <w:r>
-              <w:rPr>
-                <w:sz w:val="17"/>
-                <w:szCs w:val="17"/>
-              </w:rPr>
-              <w:t>pytest</w:t>
-            </w:r>
-            <w:proofErr w:type="spellEnd"/>
-            <w:r>
-              <w:rPr>
-                <w:sz w:val="17"/>
-                <w:szCs w:val="17"/>
-              </w:rPr>
-              <w:t>.</w:t>
+              <w:t xml:space="preserve">WE: prawdziwy plik data/orders.json oraz dane w teście. WY: wynik pytest.</w:t>
             </w:r>
           </w:p>
         </w:tc>
@@ -3492,65 +1748,8 @@
                 <w:sz w:val="17"/>
                 <w:szCs w:val="17"/>
               </w:rPr>
-              <w:t>test_orders.py (</w:t>
-            </w:r>
-            <w:proofErr w:type="spellStart"/>
-            <w:r>
-              <w:rPr>
-                <w:sz w:val="17"/>
-                <w:szCs w:val="17"/>
-              </w:rPr>
-              <w:t>load_</w:t>
-            </w:r>
-            <w:proofErr w:type="gramStart"/>
-            <w:r>
-              <w:rPr>
-                <w:sz w:val="17"/>
-                <w:szCs w:val="17"/>
-              </w:rPr>
-              <w:t>orders</w:t>
-            </w:r>
-            <w:proofErr w:type="spellEnd"/>
-            <w:r>
-              <w:rPr>
-                <w:sz w:val="17"/>
-                <w:szCs w:val="17"/>
-              </w:rPr>
-              <w:t>(</w:t>
-            </w:r>
-            <w:proofErr w:type="gramEnd"/>
-            <w:r>
-              <w:rPr>
-                <w:sz w:val="17"/>
-                <w:szCs w:val="17"/>
-              </w:rPr>
-              <w:t xml:space="preserve">) na danych produkcyjnych demo), test_validation.py; pytest.ini -&gt; </w:t>
-            </w:r>
-            <w:proofErr w:type="spellStart"/>
-            <w:r>
-              <w:rPr>
-                <w:sz w:val="17"/>
-                <w:szCs w:val="17"/>
-              </w:rPr>
-              <w:t>testpaths</w:t>
-            </w:r>
-            <w:proofErr w:type="spellEnd"/>
-            <w:r>
-              <w:rPr>
-                <w:sz w:val="17"/>
-                <w:szCs w:val="17"/>
-              </w:rPr>
-              <w:t xml:space="preserve"> = </w:t>
-            </w:r>
-            <w:proofErr w:type="spellStart"/>
-            <w:r>
-              <w:rPr>
-                <w:sz w:val="17"/>
-                <w:szCs w:val="17"/>
-              </w:rPr>
-              <w:t>tests</w:t>
-            </w:r>
-            <w:proofErr w:type="spellEnd"/>
+              <w:t xml:space="preserve">test_orders.py (load_orders() na danych produkcyjnych demo), test_validation.py; pytest.ini -&gt; testpaths = tests</w:t>
+            </w:r>
           </w:p>
         </w:tc>
       </w:tr>
@@ -3581,7 +1780,7 @@
           <w:sz w:val="18"/>
           <w:szCs w:val="18"/>
         </w:rPr>
-        <w:t>Najważniejsza rzecz, którą odkryliśmy o strukturze systemu:</w:t>
+        <w:t>Najważniejsza rzecz, którą odkryłem o strukturze systemu:</w:t>
       </w:r>
     </w:p>
     <w:p>
@@ -3589,71 +1788,7 @@
         <w:spacing w:after="120"/>
       </w:pPr>
       <w:r>
-        <w:t>System ma prosty układ warstwowy: main.py (konsola) -&gt; moduły domenowe (</w:t>
-      </w:r>
-      <w:proofErr w:type="spellStart"/>
-      <w:r>
-        <w:t>orders</w:t>
-      </w:r>
-      <w:proofErr w:type="spellEnd"/>
-      <w:r>
-        <w:t xml:space="preserve">, </w:t>
-      </w:r>
-      <w:proofErr w:type="spellStart"/>
-      <w:r>
-        <w:t>customers</w:t>
-      </w:r>
-      <w:proofErr w:type="spellEnd"/>
-      <w:r>
-        <w:t xml:space="preserve">, products, </w:t>
-      </w:r>
-      <w:proofErr w:type="spellStart"/>
-      <w:r>
-        <w:t>validation</w:t>
-      </w:r>
-      <w:proofErr w:type="spellEnd"/>
-      <w:r>
-        <w:t>) -&gt; storage.py -&gt; pliki data/*.</w:t>
-      </w:r>
-      <w:proofErr w:type="spellStart"/>
-      <w:r>
-        <w:t>json</w:t>
-      </w:r>
-      <w:proofErr w:type="spellEnd"/>
-      <w:r>
-        <w:t>. Cała logika raportu znajduje się w orders.py (</w:t>
-      </w:r>
-      <w:proofErr w:type="spellStart"/>
-      <w:r>
-        <w:t>build_order_report</w:t>
-      </w:r>
-      <w:proofErr w:type="spellEnd"/>
-      <w:r>
-        <w:t xml:space="preserve"> + </w:t>
-      </w:r>
-      <w:proofErr w:type="spellStart"/>
-      <w:r>
-        <w:t>format_order_report</w:t>
-      </w:r>
-      <w:proofErr w:type="spellEnd"/>
-      <w:r>
-        <w:t xml:space="preserve">) i zawsze działa na pełnej liście zamówień z </w:t>
-      </w:r>
-      <w:proofErr w:type="spellStart"/>
-      <w:r>
-        <w:t>load_</w:t>
-      </w:r>
-      <w:proofErr w:type="gramStart"/>
-      <w:r>
-        <w:t>orders</w:t>
-      </w:r>
-      <w:proofErr w:type="spellEnd"/>
-      <w:r>
-        <w:t>(</w:t>
-      </w:r>
-      <w:proofErr w:type="gramEnd"/>
-      <w:r>
-        <w:t>) - nie ma żadnego filtrowania po dacie, więc raport okresowy da się dodać jako wybór zamówień przed obliczeniem raportu, bez zmiany warstwy danych.</w:t>
+        <w:t xml:space="preserve">System ma prosty układ warstwowy: main.py (konsola) -&gt; moduły domenowe (orders, customers, products, validation) -&gt; storage.py -&gt; pliki data/*.json. Cała logika raportu znajduje się w orders.py (build_order_report + format_order_report) i zawsze działa na pełnej liście zamówień z load_orders() - nie ma żadnego filtrowania po dacie, więc raport okresowy da się dodać jako wybór zamówień przed obliczeniem raportu, bez zmiany warstwy danych.</w:t>
       </w:r>
     </w:p>
     <w:p>
@@ -3909,32 +2044,7 @@
                 <w:sz w:val="17"/>
                 <w:szCs w:val="17"/>
               </w:rPr>
-              <w:t xml:space="preserve">main.py - </w:t>
-            </w:r>
-            <w:proofErr w:type="spellStart"/>
-            <w:proofErr w:type="gramStart"/>
-            <w:r>
-              <w:rPr>
-                <w:sz w:val="17"/>
-                <w:szCs w:val="17"/>
-              </w:rPr>
-              <w:t>main</w:t>
-            </w:r>
-            <w:proofErr w:type="spellEnd"/>
-            <w:r>
-              <w:rPr>
-                <w:sz w:val="17"/>
-                <w:szCs w:val="17"/>
-              </w:rPr>
-              <w:t>(</w:t>
-            </w:r>
-            <w:proofErr w:type="gramEnd"/>
-            <w:r>
-              <w:rPr>
-                <w:sz w:val="17"/>
-                <w:szCs w:val="17"/>
-              </w:rPr>
-              <w:t>)</w:t>
+              <w:t xml:space="preserve">main.py - main()</w:t>
             </w:r>
           </w:p>
         </w:tc>
@@ -3960,23 +2070,7 @@
                 <w:sz w:val="17"/>
                 <w:szCs w:val="17"/>
               </w:rPr>
-              <w:t>Tekst "5" wpisany w menu (</w:t>
-            </w:r>
-            <w:proofErr w:type="spellStart"/>
-            <w:r>
-              <w:rPr>
-                <w:sz w:val="17"/>
-                <w:szCs w:val="17"/>
-              </w:rPr>
-              <w:t>input</w:t>
-            </w:r>
-            <w:proofErr w:type="spellEnd"/>
-            <w:r>
-              <w:rPr>
-                <w:sz w:val="17"/>
-                <w:szCs w:val="17"/>
-              </w:rPr>
-              <w:t>)</w:t>
+              <w:t>Tekst "5" wpisany w menu (input)</w:t>
             </w:r>
           </w:p>
         </w:tc>
@@ -4002,49 +2096,8 @@
                 <w:sz w:val="17"/>
                 <w:szCs w:val="17"/>
               </w:rPr>
-              <w:t xml:space="preserve">Wywołanie </w:t>
-            </w:r>
-            <w:proofErr w:type="spellStart"/>
-            <w:r>
-              <w:rPr>
-                <w:sz w:val="17"/>
-                <w:szCs w:val="17"/>
-              </w:rPr>
-              <w:t>handle_order_</w:t>
-            </w:r>
-            <w:proofErr w:type="gramStart"/>
-            <w:r>
-              <w:rPr>
-                <w:sz w:val="17"/>
-                <w:szCs w:val="17"/>
-              </w:rPr>
-              <w:t>report</w:t>
-            </w:r>
-            <w:proofErr w:type="spellEnd"/>
-            <w:r>
-              <w:rPr>
-                <w:sz w:val="17"/>
-                <w:szCs w:val="17"/>
-              </w:rPr>
-              <w:t>(</w:t>
-            </w:r>
-            <w:proofErr w:type="gramEnd"/>
-            <w:r>
-              <w:rPr>
-                <w:sz w:val="17"/>
-                <w:szCs w:val="17"/>
-              </w:rPr>
-              <w:t xml:space="preserve">) ze słownika </w:t>
-            </w:r>
-            <w:proofErr w:type="spellStart"/>
-            <w:r>
-              <w:rPr>
-                <w:sz w:val="17"/>
-                <w:szCs w:val="17"/>
-              </w:rPr>
-              <w:t>actions</w:t>
-            </w:r>
-            <w:proofErr w:type="spellEnd"/>
+              <w:t xml:space="preserve">Wywołanie handle_order_report() ze słownika actions</w:t>
+            </w:r>
           </w:p>
         </w:tc>
       </w:tr>
@@ -4114,43 +2167,7 @@
                 <w:szCs w:val="17"/>
                 <w:lang w:val="en-US"/>
               </w:rPr>
-              <w:t xml:space="preserve">main.py - </w:t>
-            </w:r>
-            <w:proofErr w:type="spellStart"/>
-            <w:r>
-              <w:rPr>
-                <w:sz w:val="17"/>
-                <w:szCs w:val="17"/>
-                <w:lang w:val="en-US"/>
-              </w:rPr>
-              <w:t>handle_order_</w:t>
-            </w:r>
-            <w:proofErr w:type="gramStart"/>
-            <w:r>
-              <w:rPr>
-                <w:sz w:val="17"/>
-                <w:szCs w:val="17"/>
-                <w:lang w:val="en-US"/>
-              </w:rPr>
-              <w:t>report</w:t>
-            </w:r>
-            <w:proofErr w:type="spellEnd"/>
-            <w:r>
-              <w:rPr>
-                <w:sz w:val="17"/>
-                <w:szCs w:val="17"/>
-                <w:lang w:val="en-US"/>
-              </w:rPr>
-              <w:t>(</w:t>
-            </w:r>
-            <w:proofErr w:type="gramEnd"/>
-            <w:r>
-              <w:rPr>
-                <w:sz w:val="17"/>
-                <w:szCs w:val="17"/>
-                <w:lang w:val="en-US"/>
-              </w:rPr>
-              <w:t>)</w:t>
+              <w:t xml:space="preserve">main.py - handle_order_report()</w:t>
             </w:r>
           </w:p>
         </w:tc>
@@ -4204,71 +2221,7 @@
                 <w:sz w:val="17"/>
                 <w:szCs w:val="17"/>
               </w:rPr>
-              <w:t xml:space="preserve">Nagłówek </w:t>
-            </w:r>
-            <w:proofErr w:type="spellStart"/>
-            <w:r>
-              <w:rPr>
-                <w:sz w:val="17"/>
-                <w:szCs w:val="17"/>
-              </w:rPr>
-              <w:t>show_</w:t>
-            </w:r>
-            <w:proofErr w:type="gramStart"/>
-            <w:r>
-              <w:rPr>
-                <w:sz w:val="17"/>
-                <w:szCs w:val="17"/>
-              </w:rPr>
-              <w:t>section</w:t>
-            </w:r>
-            <w:proofErr w:type="spellEnd"/>
-            <w:r>
-              <w:rPr>
-                <w:sz w:val="17"/>
-                <w:szCs w:val="17"/>
-              </w:rPr>
-              <w:t>(</w:t>
-            </w:r>
-            <w:proofErr w:type="gramEnd"/>
-            <w:r>
-              <w:rPr>
-                <w:sz w:val="17"/>
-                <w:szCs w:val="17"/>
-              </w:rPr>
-              <w:t xml:space="preserve">"RAPORT ZAMÓWIEŃ"), wywołanie </w:t>
-            </w:r>
-            <w:proofErr w:type="spellStart"/>
-            <w:r>
-              <w:rPr>
-                <w:sz w:val="17"/>
-                <w:szCs w:val="17"/>
-              </w:rPr>
-              <w:t>load_</w:t>
-            </w:r>
-            <w:proofErr w:type="gramStart"/>
-            <w:r>
-              <w:rPr>
-                <w:sz w:val="17"/>
-                <w:szCs w:val="17"/>
-              </w:rPr>
-              <w:t>orders</w:t>
-            </w:r>
-            <w:proofErr w:type="spellEnd"/>
-            <w:r>
-              <w:rPr>
-                <w:sz w:val="17"/>
-                <w:szCs w:val="17"/>
-              </w:rPr>
-              <w:t>(</w:t>
-            </w:r>
-            <w:proofErr w:type="gramEnd"/>
-            <w:r>
-              <w:rPr>
-                <w:sz w:val="17"/>
-                <w:szCs w:val="17"/>
-              </w:rPr>
-              <w:t>)</w:t>
+              <w:t xml:space="preserve">Nagłówek show_section("RAPORT ZAMÓWIEŃ"), wywołanie load_orders()</w:t>
             </w:r>
           </w:p>
         </w:tc>
@@ -4337,81 +2290,7 @@
                 <w:szCs w:val="17"/>
                 <w:lang w:val="en-US"/>
               </w:rPr>
-              <w:t xml:space="preserve">orders.py - </w:t>
-            </w:r>
-            <w:proofErr w:type="spellStart"/>
-            <w:r>
-              <w:rPr>
-                <w:sz w:val="17"/>
-                <w:szCs w:val="17"/>
-                <w:lang w:val="en-US"/>
-              </w:rPr>
-              <w:t>load_</w:t>
-            </w:r>
-            <w:proofErr w:type="gramStart"/>
-            <w:r>
-              <w:rPr>
-                <w:sz w:val="17"/>
-                <w:szCs w:val="17"/>
-                <w:lang w:val="en-US"/>
-              </w:rPr>
-              <w:t>orders</w:t>
-            </w:r>
-            <w:proofErr w:type="spellEnd"/>
-            <w:r>
-              <w:rPr>
-                <w:sz w:val="17"/>
-                <w:szCs w:val="17"/>
-                <w:lang w:val="en-US"/>
-              </w:rPr>
-              <w:t>(</w:t>
-            </w:r>
-            <w:proofErr w:type="gramEnd"/>
-            <w:r>
-              <w:rPr>
-                <w:sz w:val="17"/>
-                <w:szCs w:val="17"/>
-                <w:lang w:val="en-US"/>
-              </w:rPr>
-              <w:t xml:space="preserve">) -&gt; storage.py - </w:t>
-            </w:r>
-            <w:proofErr w:type="spellStart"/>
-            <w:r>
-              <w:rPr>
-                <w:sz w:val="17"/>
-                <w:szCs w:val="17"/>
-                <w:lang w:val="en-US"/>
-              </w:rPr>
-              <w:t>load_json</w:t>
-            </w:r>
-            <w:proofErr w:type="spellEnd"/>
-            <w:r>
-              <w:rPr>
-                <w:sz w:val="17"/>
-                <w:szCs w:val="17"/>
-                <w:lang w:val="en-US"/>
-              </w:rPr>
-              <w:t>("</w:t>
-            </w:r>
-            <w:proofErr w:type="spellStart"/>
-            <w:proofErr w:type="gramStart"/>
-            <w:r>
-              <w:rPr>
-                <w:sz w:val="17"/>
-                <w:szCs w:val="17"/>
-                <w:lang w:val="en-US"/>
-              </w:rPr>
-              <w:t>orders.json</w:t>
-            </w:r>
-            <w:proofErr w:type="spellEnd"/>
-            <w:proofErr w:type="gramEnd"/>
-            <w:r>
-              <w:rPr>
-                <w:sz w:val="17"/>
-                <w:szCs w:val="17"/>
-                <w:lang w:val="en-US"/>
-              </w:rPr>
-              <w:t>")</w:t>
+              <w:t xml:space="preserve">orders.py - load_orders() -&gt; storage.py - load_json("orders.json")</w:t>
             </w:r>
           </w:p>
         </w:tc>
@@ -4437,49 +2316,8 @@
                 <w:sz w:val="17"/>
                 <w:szCs w:val="17"/>
               </w:rPr>
-              <w:t xml:space="preserve">Nazwa pliku; ścieżka z </w:t>
-            </w:r>
-            <w:proofErr w:type="spellStart"/>
-            <w:r>
-              <w:rPr>
-                <w:sz w:val="17"/>
-                <w:szCs w:val="17"/>
-              </w:rPr>
-              <w:t>get_data_</w:t>
-            </w:r>
-            <w:proofErr w:type="gramStart"/>
-            <w:r>
-              <w:rPr>
-                <w:sz w:val="17"/>
-                <w:szCs w:val="17"/>
-              </w:rPr>
-              <w:t>path</w:t>
-            </w:r>
-            <w:proofErr w:type="spellEnd"/>
-            <w:r>
-              <w:rPr>
-                <w:sz w:val="17"/>
-                <w:szCs w:val="17"/>
-              </w:rPr>
-              <w:t>(</w:t>
-            </w:r>
-            <w:proofErr w:type="gramEnd"/>
-            <w:r>
-              <w:rPr>
-                <w:sz w:val="17"/>
-                <w:szCs w:val="17"/>
-              </w:rPr>
-              <w:t>) = &lt;projekt&gt;/data/</w:t>
-            </w:r>
-            <w:proofErr w:type="spellStart"/>
-            <w:r>
-              <w:rPr>
-                <w:sz w:val="17"/>
-                <w:szCs w:val="17"/>
-              </w:rPr>
-              <w:t>orders.json</w:t>
-            </w:r>
-            <w:proofErr w:type="spellEnd"/>
+              <w:t xml:space="preserve">Nazwa pliku; ścieżka z get_data_path() = &lt;projekt&gt;/data/orders.json</w:t>
+            </w:r>
           </w:p>
         </w:tc>
         <w:tc>
@@ -4504,23 +2342,7 @@
                 <w:sz w:val="17"/>
                 <w:szCs w:val="17"/>
               </w:rPr>
-              <w:t xml:space="preserve">Lista 40 słowników zamówień (albo </w:t>
-            </w:r>
-            <w:proofErr w:type="spellStart"/>
-            <w:r>
-              <w:rPr>
-                <w:sz w:val="17"/>
-                <w:szCs w:val="17"/>
-              </w:rPr>
-              <w:t>RuntimeError</w:t>
-            </w:r>
-            <w:proofErr w:type="spellEnd"/>
-            <w:r>
-              <w:rPr>
-                <w:sz w:val="17"/>
-                <w:szCs w:val="17"/>
-              </w:rPr>
-              <w:t>, gdy plik nie istnieje / zły JSON / to nie lista)</w:t>
+              <w:t xml:space="preserve">Lista 40 słowników zamówień (albo RuntimeError, gdy plik nie istnieje / zły JSON / to nie lista)</w:t>
             </w:r>
           </w:p>
         </w:tc>
@@ -4591,214 +2413,68 @@
                 <w:szCs w:val="17"/>
                 <w:lang w:val="en-US"/>
               </w:rPr>
-              <w:t xml:space="preserve">orders.py - </w:t>
-            </w:r>
-            <w:proofErr w:type="spellStart"/>
-            <w:r>
-              <w:rPr>
-                <w:sz w:val="17"/>
-                <w:szCs w:val="17"/>
+              <w:t xml:space="preserve">orders.py - build_order_report(orders)</w:t>
+            </w:r>
+          </w:p>
+        </w:tc>
+        <w:tc>
+          <w:tcPr>
+            <w:tcW w:w="2900" w:type="dxa"/>
+            <w:tcBorders>
+              <w:top w:val="single" w:sz="4" w:space="0" w:color="D9D9D9"/>
+              <w:left w:val="single" w:sz="4" w:space="0" w:color="D9D9D9"/>
+              <w:bottom w:val="single" w:sz="4" w:space="0" w:color="D9D9D9"/>
+              <w:right w:val="single" w:sz="4" w:space="0" w:color="D9D9D9"/>
+            </w:tcBorders>
+            <w:shd w:val="clear" w:color="auto" w:fill="EAF1F4"/>
+            <w:tcMar>
+              <w:top w:w="60" w:type="dxa"/>
+              <w:left w:w="100" w:type="dxa"/>
+              <w:bottom w:w="60" w:type="dxa"/>
+              <w:right w:w="100" w:type="dxa"/>
+            </w:tcMar>
+          </w:tcPr>
+          <w:p>
+            <w:r>
+              <w:rPr>
+                <w:sz w:val="17"/>
+                <w:szCs w:val="17"/>
+              </w:rPr>
+              <w:t>Lista wszystkich zamówień (bez filtra)</w:t>
+            </w:r>
+          </w:p>
+        </w:tc>
+        <w:tc>
+          <w:tcPr>
+            <w:tcW w:w="3338" w:type="dxa"/>
+            <w:tcBorders>
+              <w:top w:val="single" w:sz="4" w:space="0" w:color="D9D9D9"/>
+              <w:left w:val="single" w:sz="4" w:space="0" w:color="D9D9D9"/>
+              <w:bottom w:val="single" w:sz="4" w:space="0" w:color="D9D9D9"/>
+              <w:right w:val="single" w:sz="4" w:space="0" w:color="D9D9D9"/>
+            </w:tcBorders>
+            <w:shd w:val="clear" w:color="auto" w:fill="EAF1F4"/>
+            <w:tcMar>
+              <w:top w:w="60" w:type="dxa"/>
+              <w:left w:w="100" w:type="dxa"/>
+              <w:bottom w:w="60" w:type="dxa"/>
+              <w:right w:w="100" w:type="dxa"/>
+            </w:tcMar>
+          </w:tcPr>
+          <w:p>
+            <w:pPr>
+              <w:rPr>
                 <w:lang w:val="en-US"/>
               </w:rPr>
-              <w:t>build_order_report</w:t>
-            </w:r>
-            <w:proofErr w:type="spellEnd"/>
+            </w:pPr>
             <w:r>
               <w:rPr>
                 <w:sz w:val="17"/>
                 <w:szCs w:val="17"/>
                 <w:lang w:val="en-US"/>
               </w:rPr>
-              <w:t>(orders)</w:t>
-            </w:r>
-          </w:p>
-        </w:tc>
-        <w:tc>
-          <w:tcPr>
-            <w:tcW w:w="2900" w:type="dxa"/>
-            <w:tcBorders>
-              <w:top w:val="single" w:sz="4" w:space="0" w:color="D9D9D9"/>
-              <w:left w:val="single" w:sz="4" w:space="0" w:color="D9D9D9"/>
-              <w:bottom w:val="single" w:sz="4" w:space="0" w:color="D9D9D9"/>
-              <w:right w:val="single" w:sz="4" w:space="0" w:color="D9D9D9"/>
-            </w:tcBorders>
-            <w:shd w:val="clear" w:color="auto" w:fill="EAF1F4"/>
-            <w:tcMar>
-              <w:top w:w="60" w:type="dxa"/>
-              <w:left w:w="100" w:type="dxa"/>
-              <w:bottom w:w="60" w:type="dxa"/>
-              <w:right w:w="100" w:type="dxa"/>
-            </w:tcMar>
-          </w:tcPr>
-          <w:p>
-            <w:r>
-              <w:rPr>
-                <w:sz w:val="17"/>
-                <w:szCs w:val="17"/>
-              </w:rPr>
-              <w:t>Lista wszystkich zamówień (bez filtra)</w:t>
-            </w:r>
-          </w:p>
-        </w:tc>
-        <w:tc>
-          <w:tcPr>
-            <w:tcW w:w="3338" w:type="dxa"/>
-            <w:tcBorders>
-              <w:top w:val="single" w:sz="4" w:space="0" w:color="D9D9D9"/>
-              <w:left w:val="single" w:sz="4" w:space="0" w:color="D9D9D9"/>
-              <w:bottom w:val="single" w:sz="4" w:space="0" w:color="D9D9D9"/>
-              <w:right w:val="single" w:sz="4" w:space="0" w:color="D9D9D9"/>
-            </w:tcBorders>
-            <w:shd w:val="clear" w:color="auto" w:fill="EAF1F4"/>
-            <w:tcMar>
-              <w:top w:w="60" w:type="dxa"/>
-              <w:left w:w="100" w:type="dxa"/>
-              <w:bottom w:w="60" w:type="dxa"/>
-              <w:right w:w="100" w:type="dxa"/>
-            </w:tcMar>
-          </w:tcPr>
-          <w:p>
-            <w:pPr>
-              <w:rPr>
-                <w:lang w:val="en-US"/>
-              </w:rPr>
-            </w:pPr>
-            <w:proofErr w:type="spellStart"/>
-            <w:r>
-              <w:rPr>
-                <w:sz w:val="17"/>
-                <w:szCs w:val="17"/>
-                <w:lang w:val="en-US"/>
-              </w:rPr>
-              <w:t>Słownik</w:t>
-            </w:r>
-            <w:proofErr w:type="spellEnd"/>
-            <w:r>
-              <w:rPr>
-                <w:sz w:val="17"/>
-                <w:szCs w:val="17"/>
-                <w:lang w:val="en-US"/>
-              </w:rPr>
-              <w:t xml:space="preserve">: </w:t>
-            </w:r>
-            <w:proofErr w:type="spellStart"/>
-            <w:r>
-              <w:rPr>
-                <w:sz w:val="17"/>
-                <w:szCs w:val="17"/>
-                <w:lang w:val="en-US"/>
-              </w:rPr>
-              <w:t>order_count</w:t>
-            </w:r>
-            <w:proofErr w:type="spellEnd"/>
-            <w:r>
-              <w:rPr>
-                <w:sz w:val="17"/>
-                <w:szCs w:val="17"/>
-                <w:lang w:val="en-US"/>
-              </w:rPr>
-              <w:t xml:space="preserve"> = 40, </w:t>
-            </w:r>
-            <w:proofErr w:type="spellStart"/>
-            <w:r>
-              <w:rPr>
-                <w:sz w:val="17"/>
-                <w:szCs w:val="17"/>
-                <w:lang w:val="en-US"/>
-              </w:rPr>
-              <w:t>total_value</w:t>
-            </w:r>
-            <w:proofErr w:type="spellEnd"/>
-            <w:r>
-              <w:rPr>
-                <w:sz w:val="17"/>
-                <w:szCs w:val="17"/>
-                <w:lang w:val="en-US"/>
-              </w:rPr>
-              <w:t xml:space="preserve"> = 17333.50 (round 2), </w:t>
-            </w:r>
-            <w:proofErr w:type="spellStart"/>
-            <w:r>
-              <w:rPr>
-                <w:sz w:val="17"/>
-                <w:szCs w:val="17"/>
-                <w:lang w:val="en-US"/>
-              </w:rPr>
-              <w:t>status_counts</w:t>
-            </w:r>
-            <w:proofErr w:type="spellEnd"/>
-            <w:r>
-              <w:rPr>
-                <w:sz w:val="17"/>
-                <w:szCs w:val="17"/>
-                <w:lang w:val="en-US"/>
-              </w:rPr>
-              <w:t xml:space="preserve"> </w:t>
-            </w:r>
-            <w:proofErr w:type="spellStart"/>
-            <w:r>
-              <w:rPr>
-                <w:sz w:val="17"/>
-                <w:szCs w:val="17"/>
-                <w:lang w:val="en-US"/>
-              </w:rPr>
-              <w:t>i</w:t>
-            </w:r>
-            <w:proofErr w:type="spellEnd"/>
-            <w:r>
-              <w:rPr>
-                <w:sz w:val="17"/>
-                <w:szCs w:val="17"/>
-                <w:lang w:val="en-US"/>
-              </w:rPr>
-              <w:t xml:space="preserve"> </w:t>
-            </w:r>
-            <w:proofErr w:type="spellStart"/>
-            <w:r>
-              <w:rPr>
-                <w:sz w:val="17"/>
-                <w:szCs w:val="17"/>
-                <w:lang w:val="en-US"/>
-              </w:rPr>
-              <w:t>status_values</w:t>
-            </w:r>
-            <w:proofErr w:type="spellEnd"/>
-            <w:r>
-              <w:rPr>
-                <w:sz w:val="17"/>
-                <w:szCs w:val="17"/>
-                <w:lang w:val="en-US"/>
-              </w:rPr>
-              <w:t xml:space="preserve"> </w:t>
-            </w:r>
-            <w:proofErr w:type="spellStart"/>
-            <w:r>
-              <w:rPr>
-                <w:sz w:val="17"/>
-                <w:szCs w:val="17"/>
-                <w:lang w:val="en-US"/>
-              </w:rPr>
-              <w:t>dla</w:t>
-            </w:r>
-            <w:proofErr w:type="spellEnd"/>
-            <w:r>
-              <w:rPr>
-                <w:sz w:val="17"/>
-                <w:szCs w:val="17"/>
-                <w:lang w:val="en-US"/>
-              </w:rPr>
-              <w:t xml:space="preserve"> 6 </w:t>
-            </w:r>
-            <w:proofErr w:type="spellStart"/>
-            <w:r>
-              <w:rPr>
-                <w:sz w:val="17"/>
-                <w:szCs w:val="17"/>
-                <w:lang w:val="en-US"/>
-              </w:rPr>
-              <w:t>statusów</w:t>
-            </w:r>
-            <w:proofErr w:type="spellEnd"/>
+              <w:t xml:space="preserve">Słownik: order_count = 40, total_value = 17333.50 (round 2), status_counts i status_values dla 6 statusów</w:t>
+            </w:r>
           </w:p>
         </w:tc>
       </w:tr>
@@ -4866,61 +2542,7 @@
                 <w:szCs w:val="17"/>
                 <w:lang w:val="en-US"/>
               </w:rPr>
-              <w:t xml:space="preserve">orders.py - </w:t>
-            </w:r>
-            <w:proofErr w:type="spellStart"/>
-            <w:r>
-              <w:rPr>
-                <w:sz w:val="17"/>
-                <w:szCs w:val="17"/>
-                <w:lang w:val="en-US"/>
-              </w:rPr>
-              <w:t>format_order_report</w:t>
-            </w:r>
-            <w:proofErr w:type="spellEnd"/>
-            <w:r>
-              <w:rPr>
-                <w:sz w:val="17"/>
-                <w:szCs w:val="17"/>
-                <w:lang w:val="en-US"/>
-              </w:rPr>
-              <w:t xml:space="preserve">(report) + products.py - </w:t>
-            </w:r>
-            <w:proofErr w:type="spellStart"/>
-            <w:r>
-              <w:rPr>
-                <w:sz w:val="17"/>
-                <w:szCs w:val="17"/>
-                <w:lang w:val="en-US"/>
-              </w:rPr>
-              <w:t>format_</w:t>
-            </w:r>
-            <w:proofErr w:type="gramStart"/>
-            <w:r>
-              <w:rPr>
-                <w:sz w:val="17"/>
-                <w:szCs w:val="17"/>
-                <w:lang w:val="en-US"/>
-              </w:rPr>
-              <w:t>price</w:t>
-            </w:r>
-            <w:proofErr w:type="spellEnd"/>
-            <w:r>
-              <w:rPr>
-                <w:sz w:val="17"/>
-                <w:szCs w:val="17"/>
-                <w:lang w:val="en-US"/>
-              </w:rPr>
-              <w:t>(</w:t>
-            </w:r>
-            <w:proofErr w:type="gramEnd"/>
-            <w:r>
-              <w:rPr>
-                <w:sz w:val="17"/>
-                <w:szCs w:val="17"/>
-                <w:lang w:val="en-US"/>
-              </w:rPr>
-              <w:t>)</w:t>
+              <w:t xml:space="preserve">orders.py - format_order_report(report) + products.py - format_price()</w:t>
             </w:r>
           </w:p>
         </w:tc>
@@ -5043,61 +2665,7 @@
                 <w:szCs w:val="17"/>
                 <w:lang w:val="en-US"/>
               </w:rPr>
-              <w:t xml:space="preserve">orders.py - </w:t>
-            </w:r>
-            <w:proofErr w:type="spellStart"/>
-            <w:r>
-              <w:rPr>
-                <w:sz w:val="17"/>
-                <w:szCs w:val="17"/>
-                <w:lang w:val="en-US"/>
-              </w:rPr>
-              <w:t>display_order_</w:t>
-            </w:r>
-            <w:proofErr w:type="gramStart"/>
-            <w:r>
-              <w:rPr>
-                <w:sz w:val="17"/>
-                <w:szCs w:val="17"/>
-                <w:lang w:val="en-US"/>
-              </w:rPr>
-              <w:t>report</w:t>
-            </w:r>
-            <w:proofErr w:type="spellEnd"/>
-            <w:r>
-              <w:rPr>
-                <w:sz w:val="17"/>
-                <w:szCs w:val="17"/>
-                <w:lang w:val="en-US"/>
-              </w:rPr>
-              <w:t>(</w:t>
-            </w:r>
-            <w:proofErr w:type="gramEnd"/>
-            <w:r>
-              <w:rPr>
-                <w:sz w:val="17"/>
-                <w:szCs w:val="17"/>
-                <w:lang w:val="en-US"/>
-              </w:rPr>
-              <w:t xml:space="preserve">) -&gt; </w:t>
-            </w:r>
-            <w:proofErr w:type="gramStart"/>
-            <w:r>
-              <w:rPr>
-                <w:sz w:val="17"/>
-                <w:szCs w:val="17"/>
-                <w:lang w:val="en-US"/>
-              </w:rPr>
-              <w:t>print(</w:t>
-            </w:r>
-            <w:proofErr w:type="gramEnd"/>
-            <w:r>
-              <w:rPr>
-                <w:sz w:val="17"/>
-                <w:szCs w:val="17"/>
-                <w:lang w:val="en-US"/>
-              </w:rPr>
-              <w:t>)</w:t>
+              <w:t xml:space="preserve">orders.py - display_order_report() -&gt; print()</w:t>
             </w:r>
           </w:p>
         </w:tc>
@@ -5191,152 +2759,9 @@
         <w:spacing w:after="160"/>
       </w:pPr>
       <w:r>
-        <w:t xml:space="preserve">Wyłącznie przez storage.py: </w:t>
-      </w:r>
-      <w:proofErr w:type="spellStart"/>
-      <w:r>
-        <w:t>load_</w:t>
-      </w:r>
-      <w:proofErr w:type="gramStart"/>
-      <w:r>
-        <w:t>json</w:t>
-      </w:r>
-      <w:proofErr w:type="spellEnd"/>
-      <w:r>
-        <w:t>(</w:t>
-      </w:r>
-      <w:proofErr w:type="gramEnd"/>
-      <w:r>
-        <w:t xml:space="preserve">) i </w:t>
-      </w:r>
-      <w:proofErr w:type="spellStart"/>
-      <w:r>
-        <w:t>save_</w:t>
-      </w:r>
-      <w:proofErr w:type="gramStart"/>
-      <w:r>
-        <w:t>json</w:t>
-      </w:r>
-      <w:proofErr w:type="spellEnd"/>
-      <w:r>
-        <w:t>(</w:t>
-      </w:r>
-      <w:proofErr w:type="gramEnd"/>
-      <w:r>
-        <w:t>) na plikach data/</w:t>
-      </w:r>
-      <w:proofErr w:type="spellStart"/>
-      <w:r>
-        <w:t>orders.json</w:t>
-      </w:r>
-      <w:proofErr w:type="spellEnd"/>
-      <w:r>
-        <w:t xml:space="preserve">, </w:t>
-      </w:r>
-      <w:proofErr w:type="spellStart"/>
-      <w:proofErr w:type="gramStart"/>
-      <w:r>
-        <w:t>customers.json</w:t>
-      </w:r>
-      <w:proofErr w:type="spellEnd"/>
-      <w:proofErr w:type="gramEnd"/>
-      <w:r>
-        <w:t xml:space="preserve">, </w:t>
-      </w:r>
-      <w:proofErr w:type="spellStart"/>
-      <w:proofErr w:type="gramStart"/>
-      <w:r>
-        <w:t>products.json</w:t>
-      </w:r>
-      <w:proofErr w:type="spellEnd"/>
-      <w:proofErr w:type="gramEnd"/>
-      <w:r>
-        <w:t xml:space="preserve">. Dane są czytane przy każdej operacji (brak pamięci podręcznej). Zapisywany jest tylko </w:t>
-      </w:r>
-      <w:proofErr w:type="spellStart"/>
-      <w:proofErr w:type="gramStart"/>
-      <w:r>
+        <w:t xml:space="preserve">Wyłącznie przez storage.py: load_json() i save_json() na plikach data/orders.json, customers.json, products.json. Dane są czytane przy każdej operacji (brak pamięci podręcznej). Zapisywany jest tylko </w:t>
         <w:lastRenderedPageBreak/>
-        <w:t>orders.json</w:t>
-      </w:r>
-      <w:proofErr w:type="spellEnd"/>
-      <w:proofErr w:type="gramEnd"/>
-      <w:r>
-        <w:t xml:space="preserve"> - w </w:t>
-      </w:r>
-      <w:proofErr w:type="spellStart"/>
-      <w:r>
-        <w:t>add_</w:t>
-      </w:r>
-      <w:proofErr w:type="gramStart"/>
-      <w:r>
-        <w:t>order</w:t>
-      </w:r>
-      <w:proofErr w:type="spellEnd"/>
-      <w:r>
-        <w:t>(</w:t>
-      </w:r>
-      <w:proofErr w:type="gramEnd"/>
-      <w:r>
-        <w:t xml:space="preserve">) (nowe zamówienie) oraz w </w:t>
-      </w:r>
-      <w:proofErr w:type="spellStart"/>
-      <w:proofErr w:type="gramStart"/>
-      <w:r>
-        <w:t>main.handle</w:t>
-      </w:r>
-      <w:proofErr w:type="gramEnd"/>
-      <w:r>
-        <w:t>_status_</w:t>
-      </w:r>
-      <w:proofErr w:type="gramStart"/>
-      <w:r>
-        <w:t>change</w:t>
-      </w:r>
-      <w:proofErr w:type="spellEnd"/>
-      <w:r>
-        <w:t>(</w:t>
-      </w:r>
-      <w:proofErr w:type="gramEnd"/>
-      <w:r>
-        <w:t xml:space="preserve">) przez </w:t>
-      </w:r>
-      <w:proofErr w:type="spellStart"/>
-      <w:r>
-        <w:t>save_</w:t>
-      </w:r>
-      <w:proofErr w:type="gramStart"/>
-      <w:r>
-        <w:t>orders</w:t>
-      </w:r>
-      <w:proofErr w:type="spellEnd"/>
-      <w:r>
-        <w:t>(</w:t>
-      </w:r>
-      <w:proofErr w:type="gramEnd"/>
-      <w:r>
-        <w:t>). Zapis jest atomowy: najpierw plik .</w:t>
-      </w:r>
-      <w:proofErr w:type="spellStart"/>
-      <w:r>
-        <w:t>tmp</w:t>
-      </w:r>
-      <w:proofErr w:type="spellEnd"/>
-      <w:r>
-        <w:t xml:space="preserve">, potem </w:t>
-      </w:r>
-      <w:proofErr w:type="spellStart"/>
-      <w:proofErr w:type="gramStart"/>
-      <w:r>
-        <w:t>replace</w:t>
-      </w:r>
-      <w:proofErr w:type="spellEnd"/>
-      <w:r>
-        <w:t>(</w:t>
-      </w:r>
-      <w:proofErr w:type="gramEnd"/>
-      <w:r>
-        <w:t>).</w:t>
+        <w:t xml:space="preserve">orders.json - w add_order() (nowe zamówienie) oraz w main.handle_status_change() przez save_orders(). Zapis jest atomowy: najpierw plik .tmp, potem replace().</w:t>
       </w:r>
     </w:p>
     <w:p>
@@ -5358,137 +2783,7 @@
         <w:spacing w:after="160"/>
       </w:pPr>
       <w:r>
-        <w:t xml:space="preserve">Wartość zamówienia powstaje w </w:t>
-      </w:r>
-      <w:proofErr w:type="spellStart"/>
-      <w:proofErr w:type="gramStart"/>
-      <w:r>
-        <w:t>orders.calculate</w:t>
-      </w:r>
-      <w:proofErr w:type="gramEnd"/>
-      <w:r>
-        <w:t>_order_</w:t>
-      </w:r>
-      <w:proofErr w:type="gramStart"/>
-      <w:r>
-        <w:t>total</w:t>
-      </w:r>
-      <w:proofErr w:type="spellEnd"/>
-      <w:r>
-        <w:t>(</w:t>
-      </w:r>
-      <w:proofErr w:type="gramEnd"/>
-      <w:r>
-        <w:t xml:space="preserve">) (suma </w:t>
-      </w:r>
-      <w:proofErr w:type="spellStart"/>
-      <w:r>
-        <w:t>quantity</w:t>
-      </w:r>
-      <w:proofErr w:type="spellEnd"/>
-      <w:r>
-        <w:t xml:space="preserve"> x </w:t>
-      </w:r>
-      <w:proofErr w:type="spellStart"/>
-      <w:r>
-        <w:t>unit_price</w:t>
-      </w:r>
-      <w:proofErr w:type="spellEnd"/>
-      <w:r>
-        <w:t xml:space="preserve">, zaokrąglenie do 2 miejsc) w momencie </w:t>
-      </w:r>
-      <w:proofErr w:type="spellStart"/>
-      <w:r>
-        <w:t>create_</w:t>
-      </w:r>
-      <w:proofErr w:type="gramStart"/>
-      <w:r>
-        <w:t>order</w:t>
-      </w:r>
-      <w:proofErr w:type="spellEnd"/>
-      <w:r>
-        <w:t>(</w:t>
-      </w:r>
-      <w:proofErr w:type="gramEnd"/>
-      <w:r>
-        <w:t xml:space="preserve">) i jest zapisywana w polu </w:t>
-      </w:r>
-      <w:proofErr w:type="spellStart"/>
-      <w:r>
-        <w:t>total</w:t>
-      </w:r>
-      <w:proofErr w:type="spellEnd"/>
-      <w:r>
-        <w:t xml:space="preserve">; </w:t>
-      </w:r>
-      <w:proofErr w:type="spellStart"/>
-      <w:r>
-        <w:t>unit_price</w:t>
-      </w:r>
-      <w:proofErr w:type="spellEnd"/>
-      <w:r>
-        <w:t xml:space="preserve"> kopiowana jest z katalogu w </w:t>
-      </w:r>
-      <w:proofErr w:type="spellStart"/>
-      <w:r>
-        <w:t>build_order_</w:t>
-      </w:r>
-      <w:proofErr w:type="gramStart"/>
-      <w:r>
-        <w:t>item</w:t>
-      </w:r>
-      <w:proofErr w:type="spellEnd"/>
-      <w:r>
-        <w:t>(</w:t>
-      </w:r>
-      <w:proofErr w:type="gramEnd"/>
-      <w:r>
-        <w:t xml:space="preserve">). Raport liczy </w:t>
-      </w:r>
-      <w:proofErr w:type="spellStart"/>
-      <w:proofErr w:type="gramStart"/>
-      <w:r>
-        <w:t>orders.build</w:t>
-      </w:r>
-      <w:proofErr w:type="gramEnd"/>
-      <w:r>
-        <w:t>_order_</w:t>
-      </w:r>
-      <w:proofErr w:type="gramStart"/>
-      <w:r>
-        <w:t>report</w:t>
-      </w:r>
-      <w:proofErr w:type="spellEnd"/>
-      <w:r>
-        <w:t>(</w:t>
-      </w:r>
-      <w:proofErr w:type="gramEnd"/>
-      <w:r>
-        <w:t xml:space="preserve">) - sumuje zapisane pole </w:t>
-      </w:r>
-      <w:proofErr w:type="spellStart"/>
-      <w:r>
-        <w:t>total</w:t>
-      </w:r>
-      <w:proofErr w:type="spellEnd"/>
-      <w:r>
-        <w:t xml:space="preserve"> (nie przelicza pozycji ani cen katalogowych), a formatuje go </w:t>
-      </w:r>
-      <w:proofErr w:type="spellStart"/>
-      <w:r>
-        <w:t>format_order_</w:t>
-      </w:r>
-      <w:proofErr w:type="gramStart"/>
-      <w:r>
-        <w:t>report</w:t>
-      </w:r>
-      <w:proofErr w:type="spellEnd"/>
-      <w:r>
-        <w:t>(</w:t>
-      </w:r>
-      <w:proofErr w:type="gramEnd"/>
-      <w:r>
-        <w:t>).</w:t>
+        <w:t xml:space="preserve">Wartość zamówienia powstaje w orders.calculate_order_total() (suma quantity x unit_price, zaokrąglenie do 2 miejsc) w momencie create_order() i jest zapisywana w polu total; unit_price kopiowana jest z katalogu w build_order_item(). Raport liczy orders.build_order_report() - sumuje zapisane pole total (nie przelicza pozycji ani cen katalogowych), a formatuje go format_order_report().</w:t>
       </w:r>
     </w:p>
     <w:p>
@@ -5513,186 +2808,10 @@
         <w:rPr>
           <w:lang w:val="en-US"/>
         </w:rPr>
-        <w:t>W validation.py (</w:t>
-      </w:r>
-      <w:proofErr w:type="spellStart"/>
-      <w:r>
-        <w:rPr>
-          <w:lang w:val="en-US"/>
-        </w:rPr>
-        <w:t>is_valid_identifier</w:t>
-      </w:r>
-      <w:proofErr w:type="spellEnd"/>
-      <w:r>
-        <w:rPr>
-          <w:lang w:val="en-US"/>
-        </w:rPr>
-        <w:t xml:space="preserve">, </w:t>
-      </w:r>
-      <w:proofErr w:type="spellStart"/>
-      <w:r>
-        <w:rPr>
-          <w:lang w:val="en-US"/>
-        </w:rPr>
-        <w:t>parse_positive_integer</w:t>
-      </w:r>
-      <w:proofErr w:type="spellEnd"/>
-      <w:r>
-        <w:rPr>
-          <w:lang w:val="en-US"/>
-        </w:rPr>
-        <w:t xml:space="preserve">, </w:t>
-      </w:r>
-      <w:proofErr w:type="spellStart"/>
-      <w:r>
-        <w:rPr>
-          <w:lang w:val="en-US"/>
-        </w:rPr>
-        <w:t>require_choice</w:t>
-      </w:r>
-      <w:proofErr w:type="spellEnd"/>
-      <w:r>
-        <w:rPr>
-          <w:lang w:val="en-US"/>
-        </w:rPr>
-        <w:t xml:space="preserve">, </w:t>
-      </w:r>
-      <w:proofErr w:type="spellStart"/>
-      <w:r>
-        <w:rPr>
-          <w:lang w:val="en-US"/>
-        </w:rPr>
-        <w:t>validate_order_items</w:t>
-      </w:r>
-      <w:proofErr w:type="spellEnd"/>
-      <w:r>
-        <w:rPr>
-          <w:lang w:val="en-US"/>
-        </w:rPr>
-        <w:t xml:space="preserve">), </w:t>
-      </w:r>
-      <w:proofErr w:type="spellStart"/>
-      <w:r>
-        <w:rPr>
-          <w:lang w:val="en-US"/>
-        </w:rPr>
-        <w:t>wywoływanej</w:t>
-      </w:r>
-      <w:proofErr w:type="spellEnd"/>
-      <w:r>
-        <w:rPr>
-          <w:lang w:val="en-US"/>
-        </w:rPr>
-        <w:t xml:space="preserve"> z main.py (</w:t>
-      </w:r>
-      <w:proofErr w:type="spellStart"/>
-      <w:r>
-        <w:rPr>
-          <w:lang w:val="en-US"/>
-        </w:rPr>
-        <w:t>handle_order_search</w:t>
-      </w:r>
-      <w:proofErr w:type="spellEnd"/>
-      <w:r>
-        <w:rPr>
-          <w:lang w:val="en-US"/>
-        </w:rPr>
-        <w:t xml:space="preserve">, </w:t>
-      </w:r>
-      <w:proofErr w:type="spellStart"/>
-      <w:r>
-        <w:rPr>
-          <w:lang w:val="en-US"/>
-        </w:rPr>
-        <w:t>handle_order_creation</w:t>
-      </w:r>
-      <w:proofErr w:type="spellEnd"/>
-      <w:r>
-        <w:rPr>
-          <w:lang w:val="en-US"/>
-        </w:rPr>
-        <w:t xml:space="preserve">, </w:t>
-      </w:r>
-      <w:proofErr w:type="spellStart"/>
-      <w:r>
-        <w:rPr>
-          <w:lang w:val="en-US"/>
-        </w:rPr>
-        <w:t>choose_from_list</w:t>
-      </w:r>
-      <w:proofErr w:type="spellEnd"/>
-      <w:r>
-        <w:rPr>
-          <w:lang w:val="en-US"/>
-        </w:rPr>
-        <w:t xml:space="preserve">, </w:t>
-      </w:r>
-      <w:proofErr w:type="spellStart"/>
-      <w:r>
-        <w:rPr>
-          <w:lang w:val="en-US"/>
-        </w:rPr>
-        <w:t>handle_status_change</w:t>
-      </w:r>
-      <w:proofErr w:type="spellEnd"/>
-      <w:r>
-        <w:rPr>
-          <w:lang w:val="en-US"/>
-        </w:rPr>
-        <w:t xml:space="preserve">) </w:t>
-      </w:r>
-      <w:proofErr w:type="spellStart"/>
-      <w:r>
-        <w:rPr>
-          <w:lang w:val="en-US"/>
-        </w:rPr>
-        <w:t>oraz</w:t>
-      </w:r>
-      <w:proofErr w:type="spellEnd"/>
-      <w:r>
-        <w:rPr>
-          <w:lang w:val="en-US"/>
-        </w:rPr>
-        <w:t xml:space="preserve"> z orders.py (</w:t>
-      </w:r>
-      <w:proofErr w:type="spellStart"/>
-      <w:r>
-        <w:rPr>
-          <w:lang w:val="en-US"/>
-        </w:rPr>
-        <w:t>create_order</w:t>
-      </w:r>
-      <w:proofErr w:type="spellEnd"/>
-      <w:r>
-        <w:rPr>
-          <w:lang w:val="en-US"/>
-        </w:rPr>
-        <w:t xml:space="preserve">, </w:t>
-      </w:r>
-      <w:proofErr w:type="spellStart"/>
-      <w:r>
-        <w:rPr>
-          <w:lang w:val="en-US"/>
-        </w:rPr>
-        <w:t>change_order_status</w:t>
-      </w:r>
-      <w:proofErr w:type="spellEnd"/>
-      <w:r>
-        <w:rPr>
-          <w:lang w:val="en-US"/>
-        </w:rPr>
-        <w:t xml:space="preserve">). </w:t>
+        <w:t xml:space="preserve">W validation.py (is_valid_identifier, parse_positive_integer, require_choice, validate_order_items), wywoływanej z main.py (handle_order_search, handle_order_creation, choose_from_list, handle_status_change) oraz z orders.py (create_order, change_order_status). </w:t>
       </w:r>
       <w:r>
-        <w:t xml:space="preserve">W systemie nie ma dziś żadnego </w:t>
-      </w:r>
-      <w:proofErr w:type="spellStart"/>
-      <w:r>
-        <w:t>parsowania</w:t>
-      </w:r>
-      <w:proofErr w:type="spellEnd"/>
-      <w:r>
-        <w:t xml:space="preserve"> ani walidacji dat wpisywanych przez użytkownika.</w:t>
+        <w:t xml:space="preserve">W systemie nie ma dziś żadnego parsowania ani walidacji dat wpisywanych przez użytkownika.</w:t>
       </w:r>
     </w:p>
     <w:p>
@@ -5714,31 +2833,7 @@
         <w:spacing w:after="160"/>
       </w:pPr>
       <w:r>
-        <w:t xml:space="preserve">orders.py - wybór zamówień po </w:t>
-      </w:r>
-      <w:proofErr w:type="spellStart"/>
-      <w:r>
-        <w:t>created_at</w:t>
-      </w:r>
-      <w:proofErr w:type="spellEnd"/>
-      <w:r>
-        <w:t xml:space="preserve"> i raport okresowy (ponowne użycie </w:t>
-      </w:r>
-      <w:proofErr w:type="spellStart"/>
-      <w:r>
-        <w:t>build_order_report</w:t>
-      </w:r>
-      <w:proofErr w:type="spellEnd"/>
-      <w:r>
-        <w:t xml:space="preserve">); main.py - nowa operacja w menu i pobranie zakresu dat; validation.py - walidacja dat (format, kolejność); time_utils.py - ewentualnie "dzisiejsza" data i testowalność; </w:t>
-      </w:r>
-      <w:proofErr w:type="spellStart"/>
-      <w:r>
-        <w:t>tests</w:t>
-      </w:r>
-      <w:proofErr w:type="spellEnd"/>
-      <w:r>
-        <w:t>/ - nowe testy. storage.py i data/ nie powinny się zmienić, bo raport nie może modyfikować danych (BR pkt 11).</w:t>
+        <w:t xml:space="preserve">orders.py - wybór zamówień po created_at i raport okresowy (ponowne użycie build_order_report); main.py - nowa operacja w menu i pobranie zakresu dat; validation.py - walidacja dat (format, kolejność); time_utils.py - ewentualnie "dzisiejsza" data i testowalność; tests/ - nowe testy. storage.py i data/ nie powinny się zmienić, bo raport nie może modyfikować danych (BR pkt 11).</w:t>
       </w:r>
     </w:p>
     <w:p>
@@ -5753,19 +2848,8 @@
           <w:sz w:val="26"/>
           <w:szCs w:val="26"/>
         </w:rPr>
-        <w:t xml:space="preserve">Pytania do Product </w:t>
+        <w:t xml:space="preserve">Pytania do Product Ownera</w:t>
       </w:r>
-      <w:proofErr w:type="spellStart"/>
-      <w:r>
-        <w:rPr>
-          <w:b/>
-          <w:bCs/>
-          <w:sz w:val="26"/>
-          <w:szCs w:val="26"/>
-        </w:rPr>
-        <w:t>Ownera</w:t>
-      </w:r>
-      <w:proofErr w:type="spellEnd"/>
     </w:p>
     <w:tbl>
       <w:tblPr>
@@ -5969,53 +3053,12 @@
             </w:tcMar>
           </w:tcPr>
           <w:p>
-            <w:proofErr w:type="spellStart"/>
-            <w:r>
-              <w:rPr>
-                <w:sz w:val="17"/>
-                <w:szCs w:val="17"/>
-              </w:rPr>
-              <w:t>build_order_</w:t>
-            </w:r>
-            <w:proofErr w:type="gramStart"/>
-            <w:r>
-              <w:rPr>
-                <w:sz w:val="17"/>
-                <w:szCs w:val="17"/>
-              </w:rPr>
-              <w:t>report</w:t>
-            </w:r>
-            <w:proofErr w:type="spellEnd"/>
-            <w:r>
-              <w:rPr>
-                <w:sz w:val="17"/>
-                <w:szCs w:val="17"/>
-              </w:rPr>
-              <w:t>(</w:t>
-            </w:r>
-            <w:proofErr w:type="gramEnd"/>
-            <w:r>
-              <w:rPr>
-                <w:sz w:val="17"/>
-                <w:szCs w:val="17"/>
-              </w:rPr>
-              <w:t xml:space="preserve">) sumuje </w:t>
-            </w:r>
-            <w:proofErr w:type="spellStart"/>
-            <w:r>
-              <w:rPr>
-                <w:sz w:val="17"/>
-                <w:szCs w:val="17"/>
-              </w:rPr>
-              <w:t>total</w:t>
-            </w:r>
-            <w:proofErr w:type="spellEnd"/>
-            <w:r>
-              <w:rPr>
-                <w:sz w:val="17"/>
-                <w:szCs w:val="17"/>
-              </w:rPr>
-              <w:t xml:space="preserve"> wszystkich statusów razem z CANCELLED - kod pokazuje stan obecny, a nie zamierzoną definicję "wartości sprzedaży".</w:t>
+            <w:r>
+              <w:rPr>
+                <w:sz w:val="17"/>
+                <w:szCs w:val="17"/>
+              </w:rPr>
+              <w:t xml:space="preserve">build_order_report() sumuje total wszystkich statusów razem z CANCELLED - kod pokazuje stan obecny, a nie zamierzoną definicję "wartości sprzedaży".</w:t>
             </w:r>
           </w:p>
         </w:tc>
@@ -6102,21 +3145,12 @@
             </w:tcMar>
           </w:tcPr>
           <w:p>
-            <w:proofErr w:type="spellStart"/>
-            <w:r>
-              <w:rPr>
-                <w:sz w:val="17"/>
-                <w:szCs w:val="17"/>
-              </w:rPr>
-              <w:t>created_at</w:t>
-            </w:r>
-            <w:proofErr w:type="spellEnd"/>
-            <w:r>
-              <w:rPr>
-                <w:sz w:val="17"/>
-                <w:szCs w:val="17"/>
-              </w:rPr>
-              <w:t xml:space="preserve"> zawiera godzinę (np. 2026-05-02T09:15:00), a w kodzie nie ma żadnej logiki zakresów dat.</w:t>
+            <w:r>
+              <w:rPr>
+                <w:sz w:val="17"/>
+                <w:szCs w:val="17"/>
+              </w:rPr>
+              <w:t xml:space="preserve">created_at zawiera godzinę (np. 2026-05-02T09:15:00), a w kodzie nie ma żadnej logiki zakresów dat.</w:t>
             </w:r>
           </w:p>
         </w:tc>
@@ -6292,37 +3326,12 @@
             </w:tcMar>
           </w:tcPr>
           <w:p>
-            <w:proofErr w:type="spellStart"/>
-            <w:r>
-              <w:rPr>
-                <w:sz w:val="17"/>
-                <w:szCs w:val="17"/>
-              </w:rPr>
-              <w:t>change_order_</w:t>
-            </w:r>
-            <w:proofErr w:type="gramStart"/>
-            <w:r>
-              <w:rPr>
-                <w:sz w:val="17"/>
-                <w:szCs w:val="17"/>
-              </w:rPr>
-              <w:t>status</w:t>
-            </w:r>
-            <w:proofErr w:type="spellEnd"/>
-            <w:r>
-              <w:rPr>
-                <w:sz w:val="17"/>
-                <w:szCs w:val="17"/>
-              </w:rPr>
-              <w:t>(</w:t>
-            </w:r>
-            <w:proofErr w:type="gramEnd"/>
-            <w:r>
-              <w:rPr>
-                <w:sz w:val="17"/>
-                <w:szCs w:val="17"/>
-              </w:rPr>
-              <w:t>) nadpisuje pole status - system nie przechowuje historii zmian statusów.</w:t>
+            <w:r>
+              <w:rPr>
+                <w:sz w:val="17"/>
+                <w:szCs w:val="17"/>
+              </w:rPr>
+              <w:t>change_order_status() nadpisuje pole status - system nie przechowuje historii zmian statusów.</w:t>
             </w:r>
           </w:p>
         </w:tc>
@@ -6411,64 +3420,7 @@
                 <w:sz w:val="17"/>
                 <w:szCs w:val="17"/>
               </w:rPr>
-              <w:t>Kod zakłada poprawne dane (order["</w:t>
-            </w:r>
-            <w:proofErr w:type="spellStart"/>
-            <w:r>
-              <w:rPr>
-                <w:sz w:val="17"/>
-                <w:szCs w:val="17"/>
-              </w:rPr>
-              <w:t>total</w:t>
-            </w:r>
-            <w:proofErr w:type="spellEnd"/>
-            <w:r>
-              <w:rPr>
-                <w:sz w:val="17"/>
-                <w:szCs w:val="17"/>
-              </w:rPr>
-              <w:t xml:space="preserve">"], order["status"]); brak klucza kończy się </w:t>
-            </w:r>
-            <w:proofErr w:type="spellStart"/>
-            <w:r>
-              <w:rPr>
-                <w:sz w:val="17"/>
-                <w:szCs w:val="17"/>
-              </w:rPr>
-              <w:t>KeyError</w:t>
-            </w:r>
-            <w:proofErr w:type="spellEnd"/>
-            <w:r>
-              <w:rPr>
-                <w:sz w:val="17"/>
-                <w:szCs w:val="17"/>
-              </w:rPr>
-              <w:t xml:space="preserve">, którego </w:t>
-            </w:r>
-            <w:proofErr w:type="spellStart"/>
-            <w:proofErr w:type="gramStart"/>
-            <w:r>
-              <w:rPr>
-                <w:sz w:val="17"/>
-                <w:szCs w:val="17"/>
-              </w:rPr>
-              <w:t>main</w:t>
-            </w:r>
-            <w:proofErr w:type="spellEnd"/>
-            <w:r>
-              <w:rPr>
-                <w:sz w:val="17"/>
-                <w:szCs w:val="17"/>
-              </w:rPr>
-              <w:t>(</w:t>
-            </w:r>
-            <w:proofErr w:type="gramEnd"/>
-            <w:r>
-              <w:rPr>
-                <w:sz w:val="17"/>
-                <w:szCs w:val="17"/>
-              </w:rPr>
-              <w:t>) nie przechwytuje.</w:t>
+              <w:t xml:space="preserve">Kod zakłada poprawne dane (order["total"], order["status"]); brak klucza kończy się KeyError, którego main() nie przechwytuje.</w:t>
             </w:r>
           </w:p>
         </w:tc>
@@ -6691,71 +3643,12 @@
             </w:tcMar>
           </w:tcPr>
           <w:p>
-            <w:proofErr w:type="spellStart"/>
-            <w:r>
-              <w:rPr>
-                <w:sz w:val="17"/>
-                <w:szCs w:val="17"/>
-              </w:rPr>
-              <w:t>change_order_</w:t>
-            </w:r>
-            <w:proofErr w:type="gramStart"/>
-            <w:r>
-              <w:rPr>
-                <w:sz w:val="17"/>
-                <w:szCs w:val="17"/>
-              </w:rPr>
-              <w:t>status</w:t>
-            </w:r>
-            <w:proofErr w:type="spellEnd"/>
-            <w:r>
-              <w:rPr>
-                <w:sz w:val="17"/>
-                <w:szCs w:val="17"/>
-              </w:rPr>
-              <w:t>(</w:t>
-            </w:r>
-            <w:proofErr w:type="gramEnd"/>
-            <w:r>
-              <w:rPr>
-                <w:sz w:val="17"/>
-                <w:szCs w:val="17"/>
-              </w:rPr>
-              <w:t xml:space="preserve">) robi order["status"] = </w:t>
-            </w:r>
-            <w:proofErr w:type="spellStart"/>
-            <w:r>
-              <w:rPr>
-                <w:sz w:val="17"/>
-                <w:szCs w:val="17"/>
-              </w:rPr>
-              <w:t>normalized_status</w:t>
-            </w:r>
-            <w:proofErr w:type="spellEnd"/>
-            <w:r>
-              <w:rPr>
-                <w:sz w:val="17"/>
-                <w:szCs w:val="17"/>
-              </w:rPr>
-              <w:t xml:space="preserve">; w </w:t>
-            </w:r>
-            <w:proofErr w:type="spellStart"/>
-            <w:proofErr w:type="gramStart"/>
-            <w:r>
-              <w:rPr>
-                <w:sz w:val="17"/>
-                <w:szCs w:val="17"/>
-              </w:rPr>
-              <w:t>orders.json</w:t>
-            </w:r>
-            <w:proofErr w:type="spellEnd"/>
-            <w:proofErr w:type="gramEnd"/>
-            <w:r>
-              <w:rPr>
-                <w:sz w:val="17"/>
-                <w:szCs w:val="17"/>
-              </w:rPr>
-              <w:t xml:space="preserve"> nie ma pola z historią; dozwolone są też zmiany "wstecz" (np. DELIVERED -&gt; NEW).</w:t>
+            <w:r>
+              <w:rPr>
+                <w:sz w:val="17"/>
+                <w:szCs w:val="17"/>
+              </w:rPr>
+              <w:t xml:space="preserve">change_order_status() robi order["status"] = normalized_status; w orders.json nie ma pola z historią; dozwolone są też zmiany "wstecz" (np. DELIVERED -&gt; NEW).</w:t>
             </w:r>
           </w:p>
         </w:tc>
@@ -6847,205 +3740,13 @@
                 <w:lang w:val="en-US"/>
               </w:rPr>
             </w:pPr>
-            <w:proofErr w:type="spellStart"/>
             <w:r>
               <w:rPr>
                 <w:sz w:val="17"/>
                 <w:szCs w:val="17"/>
                 <w:lang w:val="en-US"/>
               </w:rPr>
-              <w:t>create_</w:t>
-            </w:r>
-            <w:proofErr w:type="gramStart"/>
-            <w:r>
-              <w:rPr>
-                <w:sz w:val="17"/>
-                <w:szCs w:val="17"/>
-                <w:lang w:val="en-US"/>
-              </w:rPr>
-              <w:t>order</w:t>
-            </w:r>
-            <w:proofErr w:type="spellEnd"/>
-            <w:r>
-              <w:rPr>
-                <w:sz w:val="17"/>
-                <w:szCs w:val="17"/>
-                <w:lang w:val="en-US"/>
-              </w:rPr>
-              <w:t>(</w:t>
-            </w:r>
-            <w:proofErr w:type="gramEnd"/>
-            <w:r>
-              <w:rPr>
-                <w:sz w:val="17"/>
-                <w:szCs w:val="17"/>
-                <w:lang w:val="en-US"/>
-              </w:rPr>
-              <w:t xml:space="preserve">): </w:t>
-            </w:r>
-            <w:proofErr w:type="spellStart"/>
-            <w:r>
-              <w:rPr>
-                <w:sz w:val="17"/>
-                <w:szCs w:val="17"/>
-                <w:lang w:val="en-US"/>
-              </w:rPr>
-              <w:t>get_current_datetime</w:t>
-            </w:r>
-            <w:proofErr w:type="spellEnd"/>
-            <w:r>
-              <w:rPr>
-                <w:sz w:val="17"/>
-                <w:szCs w:val="17"/>
-                <w:lang w:val="en-US"/>
-              </w:rPr>
-              <w:t>(</w:t>
-            </w:r>
-            <w:proofErr w:type="gramStart"/>
-            <w:r>
-              <w:rPr>
-                <w:sz w:val="17"/>
-                <w:szCs w:val="17"/>
-                <w:lang w:val="en-US"/>
-              </w:rPr>
-              <w:t>).</w:t>
-            </w:r>
-            <w:proofErr w:type="spellStart"/>
-            <w:r>
-              <w:rPr>
-                <w:sz w:val="17"/>
-                <w:szCs w:val="17"/>
-                <w:lang w:val="en-US"/>
-              </w:rPr>
-              <w:t>isoformat</w:t>
-            </w:r>
-            <w:proofErr w:type="spellEnd"/>
-            <w:proofErr w:type="gramEnd"/>
-            <w:r>
-              <w:rPr>
-                <w:sz w:val="17"/>
-                <w:szCs w:val="17"/>
-                <w:lang w:val="en-US"/>
-              </w:rPr>
-              <w:t>(</w:t>
-            </w:r>
-            <w:proofErr w:type="spellStart"/>
-            <w:r>
-              <w:rPr>
-                <w:sz w:val="17"/>
-                <w:szCs w:val="17"/>
-                <w:lang w:val="en-US"/>
-              </w:rPr>
-              <w:t>timespec</w:t>
-            </w:r>
-            <w:proofErr w:type="spellEnd"/>
-            <w:r>
-              <w:rPr>
-                <w:sz w:val="17"/>
-                <w:szCs w:val="17"/>
-                <w:lang w:val="en-US"/>
-              </w:rPr>
-              <w:t xml:space="preserve">="seconds"); </w:t>
-            </w:r>
-            <w:proofErr w:type="spellStart"/>
-            <w:proofErr w:type="gramStart"/>
-            <w:r>
-              <w:rPr>
-                <w:sz w:val="17"/>
-                <w:szCs w:val="17"/>
-                <w:lang w:val="en-US"/>
-              </w:rPr>
-              <w:t>time_utils.datetime.now</w:t>
-            </w:r>
-            <w:proofErr w:type="spellEnd"/>
-            <w:r>
-              <w:rPr>
-                <w:sz w:val="17"/>
-                <w:szCs w:val="17"/>
-                <w:lang w:val="en-US"/>
-              </w:rPr>
-              <w:t>(</w:t>
-            </w:r>
-            <w:proofErr w:type="gramEnd"/>
-            <w:r>
-              <w:rPr>
-                <w:sz w:val="17"/>
-                <w:szCs w:val="17"/>
-                <w:lang w:val="en-US"/>
-              </w:rPr>
-              <w:t xml:space="preserve">); </w:t>
-            </w:r>
-            <w:proofErr w:type="spellStart"/>
-            <w:r>
-              <w:rPr>
-                <w:sz w:val="17"/>
-                <w:szCs w:val="17"/>
-                <w:lang w:val="en-US"/>
-              </w:rPr>
-              <w:t>sort_orders_by_</w:t>
-            </w:r>
-            <w:proofErr w:type="gramStart"/>
-            <w:r>
-              <w:rPr>
-                <w:sz w:val="17"/>
-                <w:szCs w:val="17"/>
-                <w:lang w:val="en-US"/>
-              </w:rPr>
-              <w:t>date</w:t>
-            </w:r>
-            <w:proofErr w:type="spellEnd"/>
-            <w:r>
-              <w:rPr>
-                <w:sz w:val="17"/>
-                <w:szCs w:val="17"/>
-                <w:lang w:val="en-US"/>
-              </w:rPr>
-              <w:t>(</w:t>
-            </w:r>
-            <w:proofErr w:type="gramEnd"/>
-            <w:r>
-              <w:rPr>
-                <w:sz w:val="17"/>
-                <w:szCs w:val="17"/>
-                <w:lang w:val="en-US"/>
-              </w:rPr>
-              <w:t xml:space="preserve">) </w:t>
-            </w:r>
-            <w:proofErr w:type="spellStart"/>
-            <w:r>
-              <w:rPr>
-                <w:sz w:val="17"/>
-                <w:szCs w:val="17"/>
-                <w:lang w:val="en-US"/>
-              </w:rPr>
-              <w:t>porównuje</w:t>
-            </w:r>
-            <w:proofErr w:type="spellEnd"/>
-            <w:r>
-              <w:rPr>
-                <w:sz w:val="17"/>
-                <w:szCs w:val="17"/>
-                <w:lang w:val="en-US"/>
-              </w:rPr>
-              <w:t xml:space="preserve"> </w:t>
-            </w:r>
-            <w:proofErr w:type="spellStart"/>
-            <w:r>
-              <w:rPr>
-                <w:sz w:val="17"/>
-                <w:szCs w:val="17"/>
-                <w:lang w:val="en-US"/>
-              </w:rPr>
-              <w:t>napisy</w:t>
-            </w:r>
-            <w:proofErr w:type="spellEnd"/>
-            <w:r>
-              <w:rPr>
-                <w:sz w:val="17"/>
-                <w:szCs w:val="17"/>
-                <w:lang w:val="en-US"/>
-              </w:rPr>
-              <w:t>.</w:t>
+              <w:t xml:space="preserve">create_order(): get_current_datetime().isoformat(timespec="seconds"); time_utils.datetime.now(); sort_orders_by_date() porównuje napisy.</w:t>
             </w:r>
           </w:p>
         </w:tc>
@@ -7129,101 +3830,12 @@
             </w:tcMar>
           </w:tcPr>
           <w:p>
-            <w:proofErr w:type="spellStart"/>
-            <w:r>
-              <w:rPr>
-                <w:sz w:val="17"/>
-                <w:szCs w:val="17"/>
-              </w:rPr>
-              <w:t>tests</w:t>
-            </w:r>
-            <w:proofErr w:type="spellEnd"/>
-            <w:r>
-              <w:rPr>
-                <w:sz w:val="17"/>
-                <w:szCs w:val="17"/>
-              </w:rPr>
-              <w:t xml:space="preserve">/test_orders.py: </w:t>
-            </w:r>
-            <w:proofErr w:type="spellStart"/>
-            <w:r>
-              <w:rPr>
-                <w:sz w:val="17"/>
-                <w:szCs w:val="17"/>
-              </w:rPr>
-              <w:t>load_</w:t>
-            </w:r>
-            <w:proofErr w:type="gramStart"/>
-            <w:r>
-              <w:rPr>
-                <w:sz w:val="17"/>
-                <w:szCs w:val="17"/>
-              </w:rPr>
-              <w:t>orders</w:t>
-            </w:r>
-            <w:proofErr w:type="spellEnd"/>
-            <w:r>
-              <w:rPr>
-                <w:sz w:val="17"/>
-                <w:szCs w:val="17"/>
-              </w:rPr>
-              <w:t>(</w:t>
-            </w:r>
-            <w:proofErr w:type="gramEnd"/>
-            <w:r>
-              <w:rPr>
-                <w:sz w:val="17"/>
-                <w:szCs w:val="17"/>
-              </w:rPr>
-              <w:t>) czyta data/</w:t>
-            </w:r>
-            <w:proofErr w:type="spellStart"/>
-            <w:r>
-              <w:rPr>
-                <w:sz w:val="17"/>
-                <w:szCs w:val="17"/>
-              </w:rPr>
-              <w:t>orders.json</w:t>
-            </w:r>
-            <w:proofErr w:type="spellEnd"/>
-            <w:r>
-              <w:rPr>
-                <w:sz w:val="17"/>
-                <w:szCs w:val="17"/>
-              </w:rPr>
-              <w:t xml:space="preserve">; </w:t>
-            </w:r>
-            <w:proofErr w:type="spellStart"/>
-            <w:r>
-              <w:rPr>
-                <w:sz w:val="17"/>
-                <w:szCs w:val="17"/>
-              </w:rPr>
-              <w:t>add_</w:t>
-            </w:r>
-            <w:proofErr w:type="gramStart"/>
-            <w:r>
-              <w:rPr>
-                <w:sz w:val="17"/>
-                <w:szCs w:val="17"/>
-              </w:rPr>
-              <w:t>order</w:t>
-            </w:r>
-            <w:proofErr w:type="spellEnd"/>
-            <w:r>
-              <w:rPr>
-                <w:sz w:val="17"/>
-                <w:szCs w:val="17"/>
-              </w:rPr>
-              <w:t>(</w:t>
-            </w:r>
-            <w:proofErr w:type="gramEnd"/>
-            <w:r>
-              <w:rPr>
-                <w:sz w:val="17"/>
-                <w:szCs w:val="17"/>
-              </w:rPr>
-              <w:t>) zapisuje do tego samego pliku.</w:t>
+            <w:r>
+              <w:rPr>
+                <w:sz w:val="17"/>
+                <w:szCs w:val="17"/>
+              </w:rPr>
+              <w:t xml:space="preserve">tests/test_orders.py: load_orders() czyta data/orders.json; add_order() zapisuje do tego samego pliku.</w:t>
             </w:r>
           </w:p>
         </w:tc>
@@ -7310,110 +3922,12 @@
             </w:tcMar>
           </w:tcPr>
           <w:p>
-            <w:proofErr w:type="spellStart"/>
-            <w:proofErr w:type="gramStart"/>
-            <w:r>
-              <w:rPr>
-                <w:sz w:val="17"/>
-                <w:szCs w:val="17"/>
-              </w:rPr>
-              <w:t>main</w:t>
-            </w:r>
-            <w:proofErr w:type="spellEnd"/>
-            <w:r>
-              <w:rPr>
-                <w:sz w:val="17"/>
-                <w:szCs w:val="17"/>
-              </w:rPr>
-              <w:t>(</w:t>
-            </w:r>
-            <w:proofErr w:type="gramEnd"/>
-            <w:r>
-              <w:rPr>
-                <w:sz w:val="17"/>
-                <w:szCs w:val="17"/>
-              </w:rPr>
-              <w:t xml:space="preserve">) łapie tylko </w:t>
-            </w:r>
-            <w:proofErr w:type="spellStart"/>
-            <w:r>
-              <w:rPr>
-                <w:sz w:val="17"/>
-                <w:szCs w:val="17"/>
-              </w:rPr>
-              <w:t>RuntimeError</w:t>
-            </w:r>
-            <w:proofErr w:type="spellEnd"/>
-            <w:r>
-              <w:rPr>
-                <w:sz w:val="17"/>
-                <w:szCs w:val="17"/>
-              </w:rPr>
-              <w:t xml:space="preserve"> (</w:t>
-            </w:r>
-            <w:proofErr w:type="spellStart"/>
-            <w:r>
-              <w:rPr>
-                <w:sz w:val="17"/>
-                <w:szCs w:val="17"/>
-              </w:rPr>
-              <w:t>KeyError</w:t>
-            </w:r>
-            <w:proofErr w:type="spellEnd"/>
-            <w:r>
-              <w:rPr>
-                <w:sz w:val="17"/>
-                <w:szCs w:val="17"/>
-              </w:rPr>
-              <w:t xml:space="preserve"> przejdzie dalej); </w:t>
-            </w:r>
-            <w:proofErr w:type="spellStart"/>
-            <w:r>
-              <w:rPr>
-                <w:sz w:val="17"/>
-                <w:szCs w:val="17"/>
-              </w:rPr>
-              <w:t>build_order_</w:t>
-            </w:r>
-            <w:proofErr w:type="gramStart"/>
-            <w:r>
-              <w:rPr>
-                <w:sz w:val="17"/>
-                <w:szCs w:val="17"/>
-              </w:rPr>
-              <w:t>report</w:t>
-            </w:r>
-            <w:proofErr w:type="spellEnd"/>
-            <w:r>
-              <w:rPr>
-                <w:sz w:val="17"/>
-                <w:szCs w:val="17"/>
-              </w:rPr>
-              <w:t>(</w:t>
-            </w:r>
-            <w:proofErr w:type="gramEnd"/>
-            <w:r>
-              <w:rPr>
-                <w:sz w:val="17"/>
-                <w:szCs w:val="17"/>
-              </w:rPr>
-              <w:t xml:space="preserve">): </w:t>
-            </w:r>
-            <w:proofErr w:type="spellStart"/>
-            <w:r>
-              <w:rPr>
-                <w:sz w:val="17"/>
-                <w:szCs w:val="17"/>
-              </w:rPr>
-              <w:t>status_values</w:t>
-            </w:r>
-            <w:proofErr w:type="spellEnd"/>
-            <w:r>
-              <w:rPr>
-                <w:sz w:val="17"/>
-                <w:szCs w:val="17"/>
-              </w:rPr>
-              <w:t>["PAID"] = 3952.5000000000005 (zaokrąglane tylko przy wyświetlaniu).</w:t>
+            <w:r>
+              <w:rPr>
+                <w:sz w:val="17"/>
+                <w:szCs w:val="17"/>
+              </w:rPr>
+              <w:t xml:space="preserve">main() łapie tylko RuntimeError (KeyError przejdzie dalej); build_order_report(): status_values["PAID"] = 3952.5000000000005 (zaokrąglane tylko przy wyświetlaniu).</w:t>
             </w:r>
           </w:p>
         </w:tc>
@@ -7448,17 +3962,8 @@
           <w:sz w:val="18"/>
           <w:szCs w:val="18"/>
         </w:rPr>
-        <w:t xml:space="preserve">[x] Mamy co najmniej 5 pytań do Product </w:t>
+        <w:t xml:space="preserve">[x] Mam co najmniej 5 pytań do Product Ownera</w:t>
       </w:r>
-      <w:proofErr w:type="spellStart"/>
-      <w:r>
-        <w:rPr>
-          <w:sz w:val="18"/>
-          <w:szCs w:val="18"/>
-        </w:rPr>
-        <w:t>Ownera</w:t>
-      </w:r>
-      <w:proofErr w:type="spellEnd"/>
     </w:p>
     <w:p>
       <w:pPr>
@@ -7474,7 +3979,7 @@
           <w:sz w:val="18"/>
           <w:szCs w:val="18"/>
         </w:rPr>
-        <w:t>[x] Mamy 3 ryzyka lub niewiadome poparte obserwacjami (4 w tabeli)</w:t>
+        <w:t>[x] Mam 3 ryzyka lub niewiadome poparte obserwacjami (4 w tabeli)</w:t>
       </w:r>
     </w:p>
     <w:p>
@@ -7492,71 +3997,7 @@
           <w:szCs w:val="18"/>
         </w:rPr>
         <w:lastRenderedPageBreak/>
-        <w:t xml:space="preserve">[x] Każdy członek zespołu potrafi wyjaśnić wybrany przepływ (raport: </w:t>
-      </w:r>
-      <w:proofErr w:type="spellStart"/>
-      <w:r>
-        <w:rPr>
-          <w:sz w:val="18"/>
-          <w:szCs w:val="18"/>
-        </w:rPr>
-        <w:t>main</w:t>
-      </w:r>
-      <w:proofErr w:type="spellEnd"/>
-      <w:r>
-        <w:rPr>
-          <w:sz w:val="18"/>
-          <w:szCs w:val="18"/>
-        </w:rPr>
-        <w:t xml:space="preserve"> -&gt; </w:t>
-      </w:r>
-      <w:proofErr w:type="spellStart"/>
-      <w:r>
-        <w:rPr>
-          <w:sz w:val="18"/>
-          <w:szCs w:val="18"/>
-        </w:rPr>
-        <w:t>orders</w:t>
-      </w:r>
-      <w:proofErr w:type="spellEnd"/>
-      <w:r>
-        <w:rPr>
-          <w:sz w:val="18"/>
-          <w:szCs w:val="18"/>
-        </w:rPr>
-        <w:t xml:space="preserve"> -&gt; </w:t>
-      </w:r>
-      <w:proofErr w:type="spellStart"/>
-      <w:r>
-        <w:rPr>
-          <w:sz w:val="18"/>
-          <w:szCs w:val="18"/>
-        </w:rPr>
-        <w:t>storage</w:t>
-      </w:r>
-      <w:proofErr w:type="spellEnd"/>
-      <w:r>
-        <w:rPr>
-          <w:sz w:val="18"/>
-          <w:szCs w:val="18"/>
-        </w:rPr>
-        <w:t xml:space="preserve"> -&gt; </w:t>
-      </w:r>
-      <w:proofErr w:type="spellStart"/>
-      <w:r>
-        <w:rPr>
-          <w:sz w:val="18"/>
-          <w:szCs w:val="18"/>
-        </w:rPr>
-        <w:t>orders</w:t>
-      </w:r>
-      <w:proofErr w:type="spellEnd"/>
-      <w:r>
-        <w:rPr>
-          <w:sz w:val="18"/>
-          <w:szCs w:val="18"/>
-        </w:rPr>
-        <w:t xml:space="preserve"> -&gt; konsola)</w:t>
+        <w:t xml:space="preserve">[x] Potrafię wyjaśnić wybrany przepływ (raport: main -&gt; orders -&gt; storage -&gt; orders -&gt; konsola)</w:t>
       </w:r>
     </w:p>
     <w:p>
@@ -7599,29 +4040,7 @@
           <w:szCs w:val="22"/>
           <w:lang w:val="en-US"/>
         </w:rPr>
-        <w:t xml:space="preserve">Exit ticket </w:t>
-      </w:r>
-      <w:proofErr w:type="spellStart"/>
-      <w:r>
-        <w:rPr>
-          <w:b/>
-          <w:bCs/>
-          <w:sz w:val="22"/>
-          <w:szCs w:val="22"/>
-          <w:lang w:val="en-US"/>
-        </w:rPr>
-        <w:t>numer</w:t>
-      </w:r>
-      <w:proofErr w:type="spellEnd"/>
-      <w:r>
-        <w:rPr>
-          <w:b/>
-          <w:bCs/>
-          <w:sz w:val="22"/>
-          <w:szCs w:val="22"/>
-          <w:lang w:val="en-US"/>
-        </w:rPr>
-        <w:t xml:space="preserve"> 1</w:t>
+        <w:t xml:space="preserve">Exit ticket numer 1</w:t>
       </w:r>
     </w:p>
     <w:p>
@@ -7635,9 +4054,21 @@
           <w:sz w:val="18"/>
           <w:szCs w:val="18"/>
         </w:rPr>
-        <w:t xml:space="preserve">1. Jedna rzecz, którą rozumiem po analizie </w:t>
+        <w:t xml:space="preserve">1. Jedna rzecz, którą rozumiem po analizie OrderFlow:</w:t>
       </w:r>
-      <w:proofErr w:type="spellStart"/>
+    </w:p>
+    <w:p>
+      <w:pPr>
+        <w:spacing w:after="140"/>
+      </w:pPr>
+      <w:r>
+        <w:t xml:space="preserve">Raport to build_order_report() na pełnej liście z load_orders(); sumuje zapisane pole total, więc zmiany cen katalogowych nie wpływają na historię, a raport okresowy wymaga tylko wybrania zamówień po created_at przed obliczeniem.</w:t>
+      </w:r>
+    </w:p>
+    <w:p>
+      <w:pPr>
+        <w:spacing w:after="60"/>
+      </w:pPr>
       <w:r>
         <w:rPr>
           <w:b/>
@@ -7645,17 +4076,7 @@
           <w:sz w:val="18"/>
           <w:szCs w:val="18"/>
         </w:rPr>
-        <w:t>OrderFlow</w:t>
-      </w:r>
-      <w:proofErr w:type="spellEnd"/>
-      <w:r>
-        <w:rPr>
-          <w:b/>
-          <w:bCs/>
-          <w:sz w:val="18"/>
-          <w:szCs w:val="18"/>
-        </w:rPr>
-        <w:t>:</w:t>
+        <w:t xml:space="preserve">2. Jedna rzecz, o którą muszę zapytać Product Ownera:</w:t>
       </w:r>
     </w:p>
     <w:p>
@@ -7663,97 +4084,7 @@
         <w:spacing w:after="140"/>
       </w:pPr>
       <w:r>
-        <w:t xml:space="preserve">Raport to </w:t>
-      </w:r>
-      <w:proofErr w:type="spellStart"/>
-      <w:r>
-        <w:t>build_order_</w:t>
-      </w:r>
-      <w:proofErr w:type="gramStart"/>
-      <w:r>
-        <w:t>report</w:t>
-      </w:r>
-      <w:proofErr w:type="spellEnd"/>
-      <w:r>
-        <w:t>(</w:t>
-      </w:r>
-      <w:proofErr w:type="gramEnd"/>
-      <w:r>
-        <w:t xml:space="preserve">) na pełnej liście z </w:t>
-      </w:r>
-      <w:proofErr w:type="spellStart"/>
-      <w:r>
-        <w:t>load_</w:t>
-      </w:r>
-      <w:proofErr w:type="gramStart"/>
-      <w:r>
-        <w:t>orders</w:t>
-      </w:r>
-      <w:proofErr w:type="spellEnd"/>
-      <w:r>
-        <w:t>(</w:t>
-      </w:r>
-      <w:proofErr w:type="gramEnd"/>
-      <w:r>
-        <w:t xml:space="preserve">); sumuje zapisane pole </w:t>
-      </w:r>
-      <w:proofErr w:type="spellStart"/>
-      <w:r>
-        <w:t>total</w:t>
-      </w:r>
-      <w:proofErr w:type="spellEnd"/>
-      <w:r>
-        <w:t xml:space="preserve">, więc zmiany cen katalogowych nie wpływają na historię, a raport okresowy wymaga tylko wybrania zamówień po </w:t>
-      </w:r>
-      <w:proofErr w:type="spellStart"/>
-      <w:r>
-        <w:t>created_at</w:t>
-      </w:r>
-      <w:proofErr w:type="spellEnd"/>
-      <w:r>
-        <w:t xml:space="preserve"> przed obliczeniem.</w:t>
-      </w:r>
-    </w:p>
-    <w:p>
-      <w:pPr>
-        <w:spacing w:after="60"/>
-      </w:pPr>
-      <w:r>
-        <w:rPr>
-          <w:b/>
-          <w:bCs/>
-          <w:sz w:val="18"/>
-          <w:szCs w:val="18"/>
-        </w:rPr>
-        <w:t xml:space="preserve">2. Jedna rzecz, o którą musimy zapytać Product </w:t>
-      </w:r>
-      <w:proofErr w:type="spellStart"/>
-      <w:r>
-        <w:rPr>
-          <w:b/>
-          <w:bCs/>
-          <w:sz w:val="18"/>
-          <w:szCs w:val="18"/>
-        </w:rPr>
-        <w:t>Ownera</w:t>
-      </w:r>
-      <w:proofErr w:type="spellEnd"/>
-      <w:r>
-        <w:rPr>
-          <w:b/>
-          <w:bCs/>
-          <w:sz w:val="18"/>
-          <w:szCs w:val="18"/>
-        </w:rPr>
-        <w:t>:</w:t>
-      </w:r>
-    </w:p>
-    <w:p>
-      <w:pPr>
-        <w:spacing w:after="140"/>
-      </w:pPr>
-      <w:r>
-        <w:t>Czy zamówienia CANCELLED wliczamy do głównej wartości raportu okresowego - od tej odpowiedzi zależy sposób liczenia najważniejszej liczby w raporcie.</w:t>
+        <w:t>Czy zamówienia CANCELLED wliczać do głównej wartości raportu okresowego - od tej odpowiedzi zależy sposób liczenia najważniejszej liczby w raporcie.</w:t>
       </w:r>
     </w:p>
     <w:p>
